--- a/Weather Data API Documentation.docx
+++ b/Weather Data API Documentation.docx
@@ -219,25 +219,6 @@
     </w:p>
     <w:p>
       <w:pPr>
-        <w:numPr>
-          <w:ilvl w:val="0"/>
-          <w:numId w:val="6"/>
-        </w:numPr>
-      </w:pPr>
-      <w:r>
-        <w:t>Authorization: Bearer &lt;</w:t>
-      </w:r>
-      <w:proofErr w:type="spellStart"/>
-      <w:r>
-        <w:t>your_token</w:t>
-      </w:r>
-      <w:proofErr w:type="spellEnd"/>
-      <w:r>
-        <w:t>&gt; (if authentication is required)</w:t>
-      </w:r>
-    </w:p>
-    <w:p>
-      <w:pPr>
         <w:rPr>
           <w:b/>
           <w:bCs/>
@@ -263,6 +244,31 @@
     </w:p>
     <w:p>
       <w:r>
+        <w:t xml:space="preserve">  </w:t>
+      </w:r>
+      <w:r>
+        <w:t>"</w:t>
+      </w:r>
+      <w:proofErr w:type="spellStart"/>
+      <w:r>
+        <w:t>api_key</w:t>
+      </w:r>
+      <w:proofErr w:type="spellEnd"/>
+      <w:r>
+        <w:t>":"</w:t>
+      </w:r>
+      <w:r>
+        <w:t xml:space="preserve"> </w:t>
+      </w:r>
+      <w:r>
+        <w:t>string</w:t>
+      </w:r>
+      <w:r>
+        <w:t>",</w:t>
+      </w:r>
+    </w:p>
+    <w:p>
+      <w:r>
         <w:t xml:space="preserve">  "CL_ID": 0,</w:t>
       </w:r>
     </w:p>
@@ -355,6 +361,14 @@
     <w:p>
       <w:r>
         <w:t>{</w:t>
+      </w:r>
+    </w:p>
+    <w:p>
+      <w:r>
+        <w:t xml:space="preserve">  </w:t>
+      </w:r>
+      <w:r>
+        <w:t>"api_key":"ncgXkolUnBmVr1Ewk3VMq4mYy8DzihfiDY+YiCuiHg4=",</w:t>
       </w:r>
     </w:p>
     <w:p>
@@ -539,41 +553,53 @@
       </w:tr>
       <w:tr>
         <w:trPr>
+          <w:tblHeader/>
           <w:tblCellSpacing w:w="15" w:type="dxa"/>
         </w:trPr>
         <w:tc>
           <w:tcPr>
             <w:tcW w:w="0" w:type="auto"/>
             <w:vAlign w:val="center"/>
-            <w:hideMark/>
-          </w:tcPr>
-          <w:p>
-            <w:r>
-              <w:t>CL_ID</w:t>
-            </w:r>
-          </w:p>
-        </w:tc>
-        <w:tc>
-          <w:tcPr>
-            <w:tcW w:w="0" w:type="auto"/>
-            <w:vAlign w:val="center"/>
-            <w:hideMark/>
-          </w:tcPr>
-          <w:p>
-            <w:r>
-              <w:t>Integer</w:t>
-            </w:r>
-          </w:p>
-        </w:tc>
-        <w:tc>
-          <w:tcPr>
-            <w:tcW w:w="0" w:type="auto"/>
-            <w:vAlign w:val="center"/>
-            <w:hideMark/>
-          </w:tcPr>
-          <w:p>
-            <w:r>
-              <w:t>Client ID (default: 1).</w:t>
+          </w:tcPr>
+          <w:p>
+            <w:pPr>
+              <w:rPr>
+                <w:b/>
+                <w:bCs/>
+              </w:rPr>
+            </w:pPr>
+            <w:proofErr w:type="spellStart"/>
+            <w:r>
+              <w:t>api_key</w:t>
+            </w:r>
+            <w:proofErr w:type="spellEnd"/>
+          </w:p>
+        </w:tc>
+        <w:tc>
+          <w:tcPr>
+            <w:tcW w:w="0" w:type="auto"/>
+            <w:vAlign w:val="center"/>
+          </w:tcPr>
+          <w:p>
+            <w:pPr>
+              <w:rPr>
+                <w:b/>
+                <w:bCs/>
+              </w:rPr>
+            </w:pPr>
+            <w:r>
+              <w:t>String</w:t>
+            </w:r>
+          </w:p>
+        </w:tc>
+        <w:tc>
+          <w:tcPr>
+            <w:tcW w:w="0" w:type="auto"/>
+            <w:vAlign w:val="center"/>
+          </w:tcPr>
+          <w:p>
+            <w:r>
+              <w:t>Your API key for authentication. Example: "ncgXkolUnBmVr1Ewk3VMq4mYy8DzihfiDY+YiCuiHg4="</w:t>
             </w:r>
           </w:p>
         </w:tc>
@@ -590,7 +616,7 @@
           </w:tcPr>
           <w:p>
             <w:r>
-              <w:t>UID</w:t>
+              <w:t>CL_ID</w:t>
             </w:r>
           </w:p>
         </w:tc>
@@ -602,7 +628,7 @@
           </w:tcPr>
           <w:p>
             <w:r>
-              <w:t>String</w:t>
+              <w:t>Integer</w:t>
             </w:r>
           </w:p>
         </w:tc>
@@ -614,7 +640,7 @@
           </w:tcPr>
           <w:p>
             <w:r>
-              <w:t>Unique device ID (max length: 10).</w:t>
+              <w:t>Client ID (default: 1).</w:t>
             </w:r>
           </w:p>
         </w:tc>
@@ -631,7 +657,7 @@
           </w:tcPr>
           <w:p>
             <w:r>
-              <w:t>DT</w:t>
+              <w:t>UID</w:t>
             </w:r>
           </w:p>
         </w:tc>
@@ -655,15 +681,7 @@
           </w:tcPr>
           <w:p>
             <w:r>
-              <w:t>Date in the format %</w:t>
-            </w:r>
-            <w:proofErr w:type="spellStart"/>
-            <w:r>
-              <w:t>d%m%y</w:t>
-            </w:r>
-            <w:proofErr w:type="spellEnd"/>
-            <w:r>
-              <w:t xml:space="preserve"> (e.g., 040125 for 4th January 2025).</w:t>
+              <w:t>Unique device ID (max length: 10).</w:t>
             </w:r>
           </w:p>
         </w:tc>
@@ -680,7 +698,7 @@
           </w:tcPr>
           <w:p>
             <w:r>
-              <w:t>TM</w:t>
+              <w:t>DT</w:t>
             </w:r>
           </w:p>
         </w:tc>
@@ -704,7 +722,15 @@
           </w:tcPr>
           <w:p>
             <w:r>
-              <w:t>Time in the format %H%M%S (e.g., 152230 for 15:22:30, 24-hour format).</w:t>
+              <w:t>Date in the format %</w:t>
+            </w:r>
+            <w:proofErr w:type="spellStart"/>
+            <w:r>
+              <w:t>d%m%y</w:t>
+            </w:r>
+            <w:proofErr w:type="spellEnd"/>
+            <w:r>
+              <w:t xml:space="preserve"> (e.g., 040125 for 4th January 2025).</w:t>
             </w:r>
           </w:p>
         </w:tc>
@@ -721,7 +747,7 @@
           </w:tcPr>
           <w:p>
             <w:r>
-              <w:t>TW</w:t>
+              <w:t>TM</w:t>
             </w:r>
           </w:p>
         </w:tc>
@@ -733,7 +759,7 @@
           </w:tcPr>
           <w:p>
             <w:r>
-              <w:t>Integer</w:t>
+              <w:t>String</w:t>
             </w:r>
           </w:p>
         </w:tc>
@@ -745,7 +771,7 @@
           </w:tcPr>
           <w:p>
             <w:r>
-              <w:t>Net signal strength (range: 0 to 30).</w:t>
+              <w:t>Time in the format %H%M%S (e.g., 152230 for 15:22:30, 24-hour format).</w:t>
             </w:r>
           </w:p>
         </w:tc>
@@ -762,7 +788,7 @@
           </w:tcPr>
           <w:p>
             <w:r>
-              <w:t>TEMP</w:t>
+              <w:t>TW</w:t>
             </w:r>
           </w:p>
         </w:tc>
@@ -774,7 +800,7 @@
           </w:tcPr>
           <w:p>
             <w:r>
-              <w:t>Float</w:t>
+              <w:t>Integer</w:t>
             </w:r>
           </w:p>
         </w:tc>
@@ -786,7 +812,7 @@
           </w:tcPr>
           <w:p>
             <w:r>
-              <w:t>Temperature value.</w:t>
+              <w:t>Net signal strength (range: 0 to 30).</w:t>
             </w:r>
           </w:p>
         </w:tc>
@@ -803,7 +829,7 @@
           </w:tcPr>
           <w:p>
             <w:r>
-              <w:t>RAIN</w:t>
+              <w:t>TEMP</w:t>
             </w:r>
           </w:p>
         </w:tc>
@@ -827,7 +853,7 @@
           </w:tcPr>
           <w:p>
             <w:r>
-              <w:t>Rainfall value.</w:t>
+              <w:t>Temperature value.</w:t>
             </w:r>
           </w:p>
         </w:tc>
@@ -844,7 +870,7 @@
           </w:tcPr>
           <w:p>
             <w:r>
-              <w:t>RAIN_CUM</w:t>
+              <w:t>RAIN</w:t>
             </w:r>
           </w:p>
         </w:tc>
@@ -868,7 +894,7 @@
           </w:tcPr>
           <w:p>
             <w:r>
-              <w:t>Cumulative rainfall value.</w:t>
+              <w:t>Rainfall value.</w:t>
             </w:r>
           </w:p>
         </w:tc>
@@ -885,7 +911,7 @@
           </w:tcPr>
           <w:p>
             <w:r>
-              <w:t>ATM_PRESS</w:t>
+              <w:t>RAIN_CUM</w:t>
             </w:r>
           </w:p>
         </w:tc>
@@ -909,7 +935,7 @@
           </w:tcPr>
           <w:p>
             <w:r>
-              <w:t>Atmospheric pressure value.</w:t>
+              <w:t>Cumulative rainfall value.</w:t>
             </w:r>
           </w:p>
         </w:tc>
@@ -926,7 +952,7 @@
           </w:tcPr>
           <w:p>
             <w:r>
-              <w:t>SOLAR_RAD</w:t>
+              <w:t>ATM_PRESS</w:t>
             </w:r>
           </w:p>
         </w:tc>
@@ -950,7 +976,7 @@
           </w:tcPr>
           <w:p>
             <w:r>
-              <w:t>Solar radiation value.</w:t>
+              <w:t>Atmospheric pressure value.</w:t>
             </w:r>
           </w:p>
         </w:tc>
@@ -967,7 +993,7 @@
           </w:tcPr>
           <w:p>
             <w:r>
-              <w:t>HUMID</w:t>
+              <w:t>SOLAR_RAD</w:t>
             </w:r>
           </w:p>
         </w:tc>
@@ -991,7 +1017,7 @@
           </w:tcPr>
           <w:p>
             <w:r>
-              <w:t>Humidity value.</w:t>
+              <w:t>Solar radiation value.</w:t>
             </w:r>
           </w:p>
         </w:tc>
@@ -1008,7 +1034,7 @@
           </w:tcPr>
           <w:p>
             <w:r>
-              <w:t>WIND_SPD</w:t>
+              <w:t>HUMID</w:t>
             </w:r>
           </w:p>
         </w:tc>
@@ -1032,7 +1058,7 @@
           </w:tcPr>
           <w:p>
             <w:r>
-              <w:t>Wind speed value.</w:t>
+              <w:t>Humidity value.</w:t>
             </w:r>
           </w:p>
         </w:tc>
@@ -1049,7 +1075,7 @@
           </w:tcPr>
           <w:p>
             <w:r>
-              <w:t>WIND_DIR</w:t>
+              <w:t>WIND_SPD</w:t>
             </w:r>
           </w:p>
         </w:tc>
@@ -1073,7 +1099,7 @@
           </w:tcPr>
           <w:p>
             <w:r>
-              <w:t>Wind direction value.</w:t>
+              <w:t>Wind speed value.</w:t>
             </w:r>
           </w:p>
         </w:tc>
@@ -1090,6 +1116,47 @@
           </w:tcPr>
           <w:p>
             <w:r>
+              <w:t>WIND_DIR</w:t>
+            </w:r>
+          </w:p>
+        </w:tc>
+        <w:tc>
+          <w:tcPr>
+            <w:tcW w:w="0" w:type="auto"/>
+            <w:vAlign w:val="center"/>
+            <w:hideMark/>
+          </w:tcPr>
+          <w:p>
+            <w:r>
+              <w:t>Float</w:t>
+            </w:r>
+          </w:p>
+        </w:tc>
+        <w:tc>
+          <w:tcPr>
+            <w:tcW w:w="0" w:type="auto"/>
+            <w:vAlign w:val="center"/>
+            <w:hideMark/>
+          </w:tcPr>
+          <w:p>
+            <w:r>
+              <w:t>Wind direction value.</w:t>
+            </w:r>
+          </w:p>
+        </w:tc>
+      </w:tr>
+      <w:tr>
+        <w:trPr>
+          <w:tblCellSpacing w:w="15" w:type="dxa"/>
+        </w:trPr>
+        <w:tc>
+          <w:tcPr>
+            <w:tcW w:w="0" w:type="auto"/>
+            <w:vAlign w:val="center"/>
+            <w:hideMark/>
+          </w:tcPr>
+          <w:p>
+            <w:r>
               <w:t>RUNHR</w:t>
             </w:r>
           </w:p>
@@ -1255,58 +1322,42 @@
         <w:rPr>
           <w:lang w:eastAsia="en-IN"/>
         </w:rPr>
-        <w:t>        "</w:t>
-      </w:r>
-      <w:proofErr w:type="spellStart"/>
-      <w:proofErr w:type="gramStart"/>
-      <w:r>
-        <w:rPr>
-          <w:lang w:eastAsia="en-IN"/>
-        </w:rPr>
-        <w:t>weather</w:t>
-      </w:r>
-      <w:proofErr w:type="gramEnd"/>
-      <w:r>
-        <w:rPr>
-          <w:lang w:eastAsia="en-IN"/>
-        </w:rPr>
-        <w:t>_data_id</w:t>
-      </w:r>
-      <w:proofErr w:type="spellEnd"/>
-      <w:r>
-        <w:rPr>
-          <w:lang w:eastAsia="en-IN"/>
-        </w:rPr>
-        <w:t>": 1146,</w:t>
-      </w:r>
-    </w:p>
-    <w:p>
-      <w:pPr>
-        <w:rPr>
-          <w:lang w:eastAsia="en-IN"/>
-        </w:rPr>
-      </w:pPr>
-      <w:r>
-        <w:rPr>
-          <w:lang w:eastAsia="en-IN"/>
-        </w:rPr>
         <w:lastRenderedPageBreak/>
         <w:t>        "</w:t>
       </w:r>
       <w:proofErr w:type="spellStart"/>
-      <w:proofErr w:type="gramStart"/>
-      <w:r>
-        <w:rPr>
-          <w:lang w:eastAsia="en-IN"/>
-        </w:rPr>
-        <w:t>device</w:t>
-      </w:r>
-      <w:proofErr w:type="gramEnd"/>
-      <w:r>
-        <w:rPr>
-          <w:lang w:eastAsia="en-IN"/>
-        </w:rPr>
-        <w:t>_id</w:t>
+      <w:r>
+        <w:rPr>
+          <w:lang w:eastAsia="en-IN"/>
+        </w:rPr>
+        <w:t>weather_data_id</w:t>
+      </w:r>
+      <w:proofErr w:type="spellEnd"/>
+      <w:r>
+        <w:rPr>
+          <w:lang w:eastAsia="en-IN"/>
+        </w:rPr>
+        <w:t>": 1146,</w:t>
+      </w:r>
+    </w:p>
+    <w:p>
+      <w:pPr>
+        <w:rPr>
+          <w:lang w:eastAsia="en-IN"/>
+        </w:rPr>
+      </w:pPr>
+      <w:r>
+        <w:rPr>
+          <w:lang w:eastAsia="en-IN"/>
+        </w:rPr>
+        <w:t>        "</w:t>
+      </w:r>
+      <w:proofErr w:type="spellStart"/>
+      <w:r>
+        <w:rPr>
+          <w:lang w:eastAsia="en-IN"/>
+        </w:rPr>
+        <w:t>device_id</w:t>
       </w:r>
       <w:proofErr w:type="spellEnd"/>
       <w:r>
@@ -1714,6 +1765,7 @@
         </w:numPr>
       </w:pPr>
       <w:r>
+        <w:lastRenderedPageBreak/>
         <w:t>Ensure that all required fields are included in the payload.</w:t>
       </w:r>
     </w:p>
@@ -1725,7 +1777,6 @@
         </w:numPr>
       </w:pPr>
       <w:r>
-        <w:lastRenderedPageBreak/>
         <w:t>Use appropriate data formats for each field.</w:t>
       </w:r>
     </w:p>

--- a/Weather Data API Documentation.docx
+++ b/Weather Data API Documentation.docx
@@ -36,7 +36,7 @@
       <w:pPr>
         <w:numPr>
           <w:ilvl w:val="0"/>
-          <w:numId w:val="5"/>
+          <w:numId w:val="11"/>
         </w:numPr>
       </w:pPr>
       <w:r>
@@ -54,7 +54,7 @@
       <w:pPr>
         <w:numPr>
           <w:ilvl w:val="0"/>
-          <w:numId w:val="5"/>
+          <w:numId w:val="11"/>
         </w:numPr>
       </w:pPr>
       <w:r>
@@ -72,7 +72,7 @@
       <w:pPr>
         <w:numPr>
           <w:ilvl w:val="0"/>
-          <w:numId w:val="5"/>
+          <w:numId w:val="11"/>
         </w:numPr>
       </w:pPr>
       <w:r>
@@ -90,7 +90,7 @@
       <w:pPr>
         <w:numPr>
           <w:ilvl w:val="0"/>
-          <w:numId w:val="5"/>
+          <w:numId w:val="11"/>
         </w:numPr>
       </w:pPr>
       <w:r>
@@ -125,13 +125,6 @@
       </w:r>
     </w:p>
     <w:p>
-      <w:r>
-        <w:pict w14:anchorId="13D90A75">
-          <v:rect id="_x0000_i1247" style="width:0;height:1.5pt" o:hralign="center" o:hrstd="t" o:hr="t" fillcolor="#a0a0a0" stroked="f"/>
-        </w:pict>
-      </w:r>
-    </w:p>
-    <w:p>
       <w:pPr>
         <w:rPr>
           <w:b/>
@@ -205,17 +198,19 @@
       <w:pPr>
         <w:numPr>
           <w:ilvl w:val="0"/>
-          <w:numId w:val="6"/>
+          <w:numId w:val="12"/>
         </w:numPr>
       </w:pPr>
       <w:r>
-        <w:t>Content-Type: application/</w:t>
-      </w:r>
-      <w:proofErr w:type="spellStart"/>
-      <w:r>
-        <w:t>json</w:t>
-      </w:r>
-      <w:proofErr w:type="spellEnd"/>
+        <w:rPr>
+          <w:b/>
+          <w:bCs/>
+        </w:rPr>
+        <w:t>Content-Type</w:t>
+      </w:r>
+      <w:r>
+        <w:t>: application/json</w:t>
+      </w:r>
     </w:p>
     <w:p>
       <w:pPr>
@@ -244,98 +239,68 @@
     </w:p>
     <w:p>
       <w:r>
-        <w:t xml:space="preserve">  </w:t>
-      </w:r>
-      <w:r>
-        <w:t>"</w:t>
-      </w:r>
-      <w:proofErr w:type="spellStart"/>
-      <w:r>
-        <w:t>api_key</w:t>
-      </w:r>
-      <w:proofErr w:type="spellEnd"/>
-      <w:r>
-        <w:t>":"</w:t>
-      </w:r>
-      <w:r>
-        <w:t xml:space="preserve"> </w:t>
-      </w:r>
-      <w:r>
-        <w:t>string</w:t>
-      </w:r>
-      <w:r>
-        <w:t>",</w:t>
-      </w:r>
-    </w:p>
-    <w:p>
-      <w:r>
-        <w:t xml:space="preserve">  "CL_ID": 0,</w:t>
-      </w:r>
-    </w:p>
-    <w:p>
-      <w:r>
-        <w:t xml:space="preserve">  "UID": "string",</w:t>
-      </w:r>
-    </w:p>
-    <w:p>
-      <w:r>
-        <w:t xml:space="preserve">  "DT": "string",</w:t>
-      </w:r>
-    </w:p>
-    <w:p>
-      <w:r>
-        <w:t xml:space="preserve">  "TM": "string",</w:t>
-      </w:r>
-    </w:p>
-    <w:p>
-      <w:r>
-        <w:t xml:space="preserve">  "TW": 0,</w:t>
-      </w:r>
-    </w:p>
-    <w:p>
-      <w:r>
-        <w:t xml:space="preserve">  "TEMP": 0.00,</w:t>
-      </w:r>
-    </w:p>
-    <w:p>
-      <w:r>
-        <w:t xml:space="preserve">  "RAIN": 0.00,</w:t>
+        <w:t xml:space="preserve">  "api_key": "string",  // Required</w:t>
+      </w:r>
+    </w:p>
+    <w:p>
+      <w:r>
+        <w:t xml:space="preserve">  "CL_ID": 0,           // Required</w:t>
+      </w:r>
+    </w:p>
+    <w:p>
+      <w:r>
+        <w:t xml:space="preserve">  "UID": "string",     // Required</w:t>
+      </w:r>
+    </w:p>
+    <w:p>
+      <w:r>
+        <w:t xml:space="preserve">  "TW": 0,              // Required</w:t>
+      </w:r>
+    </w:p>
+    <w:p>
+      <w:r>
+        <w:t xml:space="preserve">  "C1": 0.00,           // Optional (Temperature)</w:t>
+      </w:r>
+    </w:p>
+    <w:p>
+      <w:r>
+        <w:t xml:space="preserve">  "C2": 0.00,           // Optional (Rainfall)</w:t>
+      </w:r>
+    </w:p>
+    <w:p>
+      <w:r>
+        <w:t xml:space="preserve">  "C3": 0.00,           // Optional (Cumulative Rainfall)</w:t>
+      </w:r>
+    </w:p>
+    <w:p>
+      <w:r>
+        <w:t xml:space="preserve">  "C4": 0.00,           // Optional (Atmospheric Pressure)</w:t>
+      </w:r>
+    </w:p>
+    <w:p>
+      <w:r>
+        <w:t xml:space="preserve">  "C5": 0.00,           // Optional (Solar Radiation)</w:t>
       </w:r>
     </w:p>
     <w:p>
       <w:r>
         <w:lastRenderedPageBreak/>
-        <w:t xml:space="preserve">  "RAIN_CUM": 0.00,</w:t>
-      </w:r>
-    </w:p>
-    <w:p>
-      <w:r>
-        <w:t xml:space="preserve">  "ATM_PRESS": 0.00,</w:t>
-      </w:r>
-    </w:p>
-    <w:p>
-      <w:r>
-        <w:t xml:space="preserve">  "SOLAR_RAD": 0.00,</w:t>
-      </w:r>
-    </w:p>
-    <w:p>
-      <w:r>
-        <w:t xml:space="preserve">  "HUMID": 0.00,</w:t>
-      </w:r>
-    </w:p>
-    <w:p>
-      <w:r>
-        <w:t xml:space="preserve">  "WIND_SPD": 0.00,</w:t>
-      </w:r>
-    </w:p>
-    <w:p>
-      <w:r>
-        <w:t xml:space="preserve">  "WIND_DIR": 0.00,</w:t>
-      </w:r>
-    </w:p>
-    <w:p>
-      <w:r>
-        <w:t xml:space="preserve">  "RUNHR": 0.00</w:t>
+        <w:t xml:space="preserve">  "C6": 0.00,           // Optional (Humidity)</w:t>
+      </w:r>
+    </w:p>
+    <w:p>
+      <w:r>
+        <w:t xml:space="preserve">  "C7": 0.00,           // Optional (Wind Speed)</w:t>
+      </w:r>
+    </w:p>
+    <w:p>
+      <w:r>
+        <w:t xml:space="preserve">  "C8": 0.00,           // Optional (Wind Direction)</w:t>
+      </w:r>
+    </w:p>
+    <w:p>
+      <w:r>
+        <w:t xml:space="preserve">  "RUNHR": 0.00         // Optional (Device Runtime)</w:t>
       </w:r>
     </w:p>
     <w:p>
@@ -365,10 +330,7 @@
     </w:p>
     <w:p>
       <w:r>
-        <w:t xml:space="preserve">  </w:t>
-      </w:r>
-      <w:r>
-        <w:t>"api_key":"ncgXkolUnBmVr1Ewk3VMq4mYy8DzihfiDY+YiCuiHg4=",</w:t>
+        <w:t xml:space="preserve">  "api_key": "ncgXkolUnBmVr1Ewk3VMq4mYy8DzihfiDY+YiCuiHg4=",</w:t>
       </w:r>
     </w:p>
     <w:p>
@@ -383,57 +345,47 @@
     </w:p>
     <w:p>
       <w:r>
-        <w:t xml:space="preserve">  "DT": "040125",</w:t>
-      </w:r>
-    </w:p>
-    <w:p>
-      <w:r>
-        <w:t xml:space="preserve">  "TM": "132502",</w:t>
-      </w:r>
-    </w:p>
-    <w:p>
-      <w:r>
-        <w:t xml:space="preserve">  "TW": 0,</w:t>
-      </w:r>
-    </w:p>
-    <w:p>
-      <w:r>
-        <w:t xml:space="preserve">  "TEMP": 40.05,</w:t>
-      </w:r>
-    </w:p>
-    <w:p>
-      <w:r>
-        <w:t xml:space="preserve">  "RAIN": 5.64,</w:t>
-      </w:r>
-    </w:p>
-    <w:p>
-      <w:r>
-        <w:t xml:space="preserve">  "RAIN_CUM": 5.64,</w:t>
-      </w:r>
-    </w:p>
-    <w:p>
-      <w:r>
-        <w:t xml:space="preserve">  "ATM_PRESS": 10.08,</w:t>
-      </w:r>
-    </w:p>
-    <w:p>
-      <w:r>
-        <w:t xml:space="preserve">  "SOLAR_RAD": 20.62,</w:t>
-      </w:r>
-    </w:p>
-    <w:p>
-      <w:r>
-        <w:t xml:space="preserve">  "HUMID": 5.94,</w:t>
-      </w:r>
-    </w:p>
-    <w:p>
-      <w:r>
-        <w:t xml:space="preserve">  "WIND_SPD": 50.05,</w:t>
-      </w:r>
-    </w:p>
-    <w:p>
-      <w:r>
-        <w:t xml:space="preserve">  "WIND_DIR": 20.26,</w:t>
+        <w:t xml:space="preserve">  "TW": 25,</w:t>
+      </w:r>
+    </w:p>
+    <w:p>
+      <w:r>
+        <w:t xml:space="preserve">  "C1": 40.05,</w:t>
+      </w:r>
+    </w:p>
+    <w:p>
+      <w:r>
+        <w:t xml:space="preserve">  "C2": 5.64,</w:t>
+      </w:r>
+    </w:p>
+    <w:p>
+      <w:r>
+        <w:t xml:space="preserve">  "C3": 5.64,</w:t>
+      </w:r>
+    </w:p>
+    <w:p>
+      <w:r>
+        <w:t xml:space="preserve">  "C4": 10.08,</w:t>
+      </w:r>
+    </w:p>
+    <w:p>
+      <w:r>
+        <w:t xml:space="preserve">  "C5": 20.62,</w:t>
+      </w:r>
+    </w:p>
+    <w:p>
+      <w:r>
+        <w:t xml:space="preserve">  "C6": 5.94,</w:t>
+      </w:r>
+    </w:p>
+    <w:p>
+      <w:r>
+        <w:t xml:space="preserve">  "C7": 50.05,</w:t>
+      </w:r>
+    </w:p>
+    <w:p>
+      <w:r>
+        <w:t xml:space="preserve">  "C8": 20.26,</w:t>
       </w:r>
     </w:p>
     <w:p>
@@ -474,9 +426,10 @@
         <w:tblLook w:val="04A0" w:firstRow="1" w:lastRow="0" w:firstColumn="1" w:lastColumn="0" w:noHBand="0" w:noVBand="1"/>
       </w:tblPr>
       <w:tblGrid>
-        <w:gridCol w:w="1358"/>
+        <w:gridCol w:w="869"/>
         <w:gridCol w:w="778"/>
-        <w:gridCol w:w="6890"/>
+        <w:gridCol w:w="6313"/>
+        <w:gridCol w:w="1066"/>
       </w:tblGrid>
       <w:tr>
         <w:trPr>
@@ -501,7 +454,6 @@
                 <w:b/>
                 <w:bCs/>
               </w:rPr>
-              <w:lastRenderedPageBreak/>
               <w:t>Field</w:t>
             </w:r>
           </w:p>
@@ -550,16 +502,11 @@
             </w:r>
           </w:p>
         </w:tc>
-      </w:tr>
-      <w:tr>
-        <w:trPr>
-          <w:tblHeader/>
-          <w:tblCellSpacing w:w="15" w:type="dxa"/>
-        </w:trPr>
-        <w:tc>
-          <w:tcPr>
-            <w:tcW w:w="0" w:type="auto"/>
-            <w:vAlign w:val="center"/>
+        <w:tc>
+          <w:tcPr>
+            <w:tcW w:w="0" w:type="auto"/>
+            <w:vAlign w:val="center"/>
+            <w:hideMark/>
           </w:tcPr>
           <w:p>
             <w:pPr>
@@ -568,38 +515,12 @@
                 <w:bCs/>
               </w:rPr>
             </w:pPr>
-            <w:proofErr w:type="spellStart"/>
-            <w:r>
-              <w:t>api_key</w:t>
-            </w:r>
-            <w:proofErr w:type="spellEnd"/>
-          </w:p>
-        </w:tc>
-        <w:tc>
-          <w:tcPr>
-            <w:tcW w:w="0" w:type="auto"/>
-            <w:vAlign w:val="center"/>
-          </w:tcPr>
-          <w:p>
-            <w:pPr>
+            <w:r>
               <w:rPr>
                 <w:b/>
                 <w:bCs/>
               </w:rPr>
-            </w:pPr>
-            <w:r>
-              <w:t>String</w:t>
-            </w:r>
-          </w:p>
-        </w:tc>
-        <w:tc>
-          <w:tcPr>
-            <w:tcW w:w="0" w:type="auto"/>
-            <w:vAlign w:val="center"/>
-          </w:tcPr>
-          <w:p>
-            <w:r>
-              <w:t>Your API key for authentication. Example: "ncgXkolUnBmVr1Ewk3VMq4mYy8DzihfiDY+YiCuiHg4="</w:t>
+              <w:t>Required</w:t>
             </w:r>
           </w:p>
         </w:tc>
@@ -616,31 +537,43 @@
           </w:tcPr>
           <w:p>
             <w:r>
-              <w:t>CL_ID</w:t>
-            </w:r>
-          </w:p>
-        </w:tc>
-        <w:tc>
-          <w:tcPr>
-            <w:tcW w:w="0" w:type="auto"/>
-            <w:vAlign w:val="center"/>
-            <w:hideMark/>
-          </w:tcPr>
-          <w:p>
-            <w:r>
-              <w:t>Integer</w:t>
-            </w:r>
-          </w:p>
-        </w:tc>
-        <w:tc>
-          <w:tcPr>
-            <w:tcW w:w="0" w:type="auto"/>
-            <w:vAlign w:val="center"/>
-            <w:hideMark/>
-          </w:tcPr>
-          <w:p>
-            <w:r>
-              <w:t>Client ID (default: 1).</w:t>
+              <w:t>api_key</w:t>
+            </w:r>
+          </w:p>
+        </w:tc>
+        <w:tc>
+          <w:tcPr>
+            <w:tcW w:w="0" w:type="auto"/>
+            <w:vAlign w:val="center"/>
+            <w:hideMark/>
+          </w:tcPr>
+          <w:p>
+            <w:r>
+              <w:t>String</w:t>
+            </w:r>
+          </w:p>
+        </w:tc>
+        <w:tc>
+          <w:tcPr>
+            <w:tcW w:w="0" w:type="auto"/>
+            <w:vAlign w:val="center"/>
+            <w:hideMark/>
+          </w:tcPr>
+          <w:p>
+            <w:r>
+              <w:t>Your API key for authentication. Example: "ncgXkolUnBmVr1Ewk3VMq4mYy8DzihfiDY+YiCuiHg4="</w:t>
+            </w:r>
+          </w:p>
+        </w:tc>
+        <w:tc>
+          <w:tcPr>
+            <w:tcW w:w="0" w:type="auto"/>
+            <w:vAlign w:val="center"/>
+            <w:hideMark/>
+          </w:tcPr>
+          <w:p>
+            <w:r>
+              <w:t>Yes</w:t>
             </w:r>
           </w:p>
         </w:tc>
@@ -657,31 +590,43 @@
           </w:tcPr>
           <w:p>
             <w:r>
-              <w:t>UID</w:t>
-            </w:r>
-          </w:p>
-        </w:tc>
-        <w:tc>
-          <w:tcPr>
-            <w:tcW w:w="0" w:type="auto"/>
-            <w:vAlign w:val="center"/>
-            <w:hideMark/>
-          </w:tcPr>
-          <w:p>
-            <w:r>
-              <w:t>String</w:t>
-            </w:r>
-          </w:p>
-        </w:tc>
-        <w:tc>
-          <w:tcPr>
-            <w:tcW w:w="0" w:type="auto"/>
-            <w:vAlign w:val="center"/>
-            <w:hideMark/>
-          </w:tcPr>
-          <w:p>
-            <w:r>
-              <w:t>Unique device ID (max length: 10).</w:t>
+              <w:t>CL_ID</w:t>
+            </w:r>
+          </w:p>
+        </w:tc>
+        <w:tc>
+          <w:tcPr>
+            <w:tcW w:w="0" w:type="auto"/>
+            <w:vAlign w:val="center"/>
+            <w:hideMark/>
+          </w:tcPr>
+          <w:p>
+            <w:r>
+              <w:t>Integer</w:t>
+            </w:r>
+          </w:p>
+        </w:tc>
+        <w:tc>
+          <w:tcPr>
+            <w:tcW w:w="0" w:type="auto"/>
+            <w:vAlign w:val="center"/>
+            <w:hideMark/>
+          </w:tcPr>
+          <w:p>
+            <w:r>
+              <w:t>Client ID.</w:t>
+            </w:r>
+          </w:p>
+        </w:tc>
+        <w:tc>
+          <w:tcPr>
+            <w:tcW w:w="0" w:type="auto"/>
+            <w:vAlign w:val="center"/>
+            <w:hideMark/>
+          </w:tcPr>
+          <w:p>
+            <w:r>
+              <w:t>Yes</w:t>
             </w:r>
           </w:p>
         </w:tc>
@@ -698,7 +643,7 @@
           </w:tcPr>
           <w:p>
             <w:r>
-              <w:t>DT</w:t>
+              <w:t>UID</w:t>
             </w:r>
           </w:p>
         </w:tc>
@@ -722,15 +667,19 @@
           </w:tcPr>
           <w:p>
             <w:r>
-              <w:t>Date in the format %</w:t>
-            </w:r>
-            <w:proofErr w:type="spellStart"/>
-            <w:r>
-              <w:t>d%m%y</w:t>
-            </w:r>
-            <w:proofErr w:type="spellEnd"/>
-            <w:r>
-              <w:t xml:space="preserve"> (e.g., 040125 for 4th January 2025).</w:t>
+              <w:t>Unique device ID (length: 10).</w:t>
+            </w:r>
+          </w:p>
+        </w:tc>
+        <w:tc>
+          <w:tcPr>
+            <w:tcW w:w="0" w:type="auto"/>
+            <w:vAlign w:val="center"/>
+            <w:hideMark/>
+          </w:tcPr>
+          <w:p>
+            <w:r>
+              <w:t>Yes</w:t>
             </w:r>
           </w:p>
         </w:tc>
@@ -747,31 +696,44 @@
           </w:tcPr>
           <w:p>
             <w:r>
-              <w:t>TM</w:t>
-            </w:r>
-          </w:p>
-        </w:tc>
-        <w:tc>
-          <w:tcPr>
-            <w:tcW w:w="0" w:type="auto"/>
-            <w:vAlign w:val="center"/>
-            <w:hideMark/>
-          </w:tcPr>
-          <w:p>
-            <w:r>
-              <w:t>String</w:t>
-            </w:r>
-          </w:p>
-        </w:tc>
-        <w:tc>
-          <w:tcPr>
-            <w:tcW w:w="0" w:type="auto"/>
-            <w:vAlign w:val="center"/>
-            <w:hideMark/>
-          </w:tcPr>
-          <w:p>
-            <w:r>
-              <w:t>Time in the format %H%M%S (e.g., 152230 for 15:22:30, 24-hour format).</w:t>
+              <w:lastRenderedPageBreak/>
+              <w:t>TW</w:t>
+            </w:r>
+          </w:p>
+        </w:tc>
+        <w:tc>
+          <w:tcPr>
+            <w:tcW w:w="0" w:type="auto"/>
+            <w:vAlign w:val="center"/>
+            <w:hideMark/>
+          </w:tcPr>
+          <w:p>
+            <w:r>
+              <w:t>Integer</w:t>
+            </w:r>
+          </w:p>
+        </w:tc>
+        <w:tc>
+          <w:tcPr>
+            <w:tcW w:w="0" w:type="auto"/>
+            <w:vAlign w:val="center"/>
+            <w:hideMark/>
+          </w:tcPr>
+          <w:p>
+            <w:r>
+              <w:t>Net signal strength (range: 0 to 30).</w:t>
+            </w:r>
+          </w:p>
+        </w:tc>
+        <w:tc>
+          <w:tcPr>
+            <w:tcW w:w="0" w:type="auto"/>
+            <w:vAlign w:val="center"/>
+            <w:hideMark/>
+          </w:tcPr>
+          <w:p>
+            <w:r>
+              <w:t>Yes</w:t>
             </w:r>
           </w:p>
         </w:tc>
@@ -788,31 +750,43 @@
           </w:tcPr>
           <w:p>
             <w:r>
-              <w:t>TW</w:t>
-            </w:r>
-          </w:p>
-        </w:tc>
-        <w:tc>
-          <w:tcPr>
-            <w:tcW w:w="0" w:type="auto"/>
-            <w:vAlign w:val="center"/>
-            <w:hideMark/>
-          </w:tcPr>
-          <w:p>
-            <w:r>
-              <w:t>Integer</w:t>
-            </w:r>
-          </w:p>
-        </w:tc>
-        <w:tc>
-          <w:tcPr>
-            <w:tcW w:w="0" w:type="auto"/>
-            <w:vAlign w:val="center"/>
-            <w:hideMark/>
-          </w:tcPr>
-          <w:p>
-            <w:r>
-              <w:t>Net signal strength (range: 0 to 30).</w:t>
+              <w:t>C1</w:t>
+            </w:r>
+          </w:p>
+        </w:tc>
+        <w:tc>
+          <w:tcPr>
+            <w:tcW w:w="0" w:type="auto"/>
+            <w:vAlign w:val="center"/>
+            <w:hideMark/>
+          </w:tcPr>
+          <w:p>
+            <w:r>
+              <w:t>Float</w:t>
+            </w:r>
+          </w:p>
+        </w:tc>
+        <w:tc>
+          <w:tcPr>
+            <w:tcW w:w="0" w:type="auto"/>
+            <w:vAlign w:val="center"/>
+            <w:hideMark/>
+          </w:tcPr>
+          <w:p>
+            <w:r>
+              <w:t>Temperature value.</w:t>
+            </w:r>
+          </w:p>
+        </w:tc>
+        <w:tc>
+          <w:tcPr>
+            <w:tcW w:w="0" w:type="auto"/>
+            <w:vAlign w:val="center"/>
+            <w:hideMark/>
+          </w:tcPr>
+          <w:p>
+            <w:r>
+              <w:t>No</w:t>
             </w:r>
           </w:p>
         </w:tc>
@@ -829,7 +803,7 @@
           </w:tcPr>
           <w:p>
             <w:r>
-              <w:t>TEMP</w:t>
+              <w:t>C2</w:t>
             </w:r>
           </w:p>
         </w:tc>
@@ -853,7 +827,19 @@
           </w:tcPr>
           <w:p>
             <w:r>
-              <w:t>Temperature value.</w:t>
+              <w:t>Rainfall value.</w:t>
+            </w:r>
+          </w:p>
+        </w:tc>
+        <w:tc>
+          <w:tcPr>
+            <w:tcW w:w="0" w:type="auto"/>
+            <w:vAlign w:val="center"/>
+            <w:hideMark/>
+          </w:tcPr>
+          <w:p>
+            <w:r>
+              <w:t>No</w:t>
             </w:r>
           </w:p>
         </w:tc>
@@ -870,7 +856,7 @@
           </w:tcPr>
           <w:p>
             <w:r>
-              <w:t>RAIN</w:t>
+              <w:t>C3</w:t>
             </w:r>
           </w:p>
         </w:tc>
@@ -894,7 +880,19 @@
           </w:tcPr>
           <w:p>
             <w:r>
-              <w:t>Rainfall value.</w:t>
+              <w:t>Cumulative rainfall value.</w:t>
+            </w:r>
+          </w:p>
+        </w:tc>
+        <w:tc>
+          <w:tcPr>
+            <w:tcW w:w="0" w:type="auto"/>
+            <w:vAlign w:val="center"/>
+            <w:hideMark/>
+          </w:tcPr>
+          <w:p>
+            <w:r>
+              <w:t>No</w:t>
             </w:r>
           </w:p>
         </w:tc>
@@ -911,7 +909,7 @@
           </w:tcPr>
           <w:p>
             <w:r>
-              <w:t>RAIN_CUM</w:t>
+              <w:t>C4</w:t>
             </w:r>
           </w:p>
         </w:tc>
@@ -935,7 +933,19 @@
           </w:tcPr>
           <w:p>
             <w:r>
-              <w:t>Cumulative rainfall value.</w:t>
+              <w:t>Atmospheric pressure value.</w:t>
+            </w:r>
+          </w:p>
+        </w:tc>
+        <w:tc>
+          <w:tcPr>
+            <w:tcW w:w="0" w:type="auto"/>
+            <w:vAlign w:val="center"/>
+            <w:hideMark/>
+          </w:tcPr>
+          <w:p>
+            <w:r>
+              <w:t>No</w:t>
             </w:r>
           </w:p>
         </w:tc>
@@ -952,7 +962,7 @@
           </w:tcPr>
           <w:p>
             <w:r>
-              <w:t>ATM_PRESS</w:t>
+              <w:t>C5</w:t>
             </w:r>
           </w:p>
         </w:tc>
@@ -976,7 +986,19 @@
           </w:tcPr>
           <w:p>
             <w:r>
-              <w:t>Atmospheric pressure value.</w:t>
+              <w:t>Solar radiation value.</w:t>
+            </w:r>
+          </w:p>
+        </w:tc>
+        <w:tc>
+          <w:tcPr>
+            <w:tcW w:w="0" w:type="auto"/>
+            <w:vAlign w:val="center"/>
+            <w:hideMark/>
+          </w:tcPr>
+          <w:p>
+            <w:r>
+              <w:t>No</w:t>
             </w:r>
           </w:p>
         </w:tc>
@@ -993,7 +1015,7 @@
           </w:tcPr>
           <w:p>
             <w:r>
-              <w:t>SOLAR_RAD</w:t>
+              <w:t>C6</w:t>
             </w:r>
           </w:p>
         </w:tc>
@@ -1017,7 +1039,19 @@
           </w:tcPr>
           <w:p>
             <w:r>
-              <w:t>Solar radiation value.</w:t>
+              <w:t>Humidity value.</w:t>
+            </w:r>
+          </w:p>
+        </w:tc>
+        <w:tc>
+          <w:tcPr>
+            <w:tcW w:w="0" w:type="auto"/>
+            <w:vAlign w:val="center"/>
+            <w:hideMark/>
+          </w:tcPr>
+          <w:p>
+            <w:r>
+              <w:t>No</w:t>
             </w:r>
           </w:p>
         </w:tc>
@@ -1034,7 +1068,7 @@
           </w:tcPr>
           <w:p>
             <w:r>
-              <w:t>HUMID</w:t>
+              <w:t>C7</w:t>
             </w:r>
           </w:p>
         </w:tc>
@@ -1058,7 +1092,19 @@
           </w:tcPr>
           <w:p>
             <w:r>
-              <w:t>Humidity value.</w:t>
+              <w:t>Wind speed value.</w:t>
+            </w:r>
+          </w:p>
+        </w:tc>
+        <w:tc>
+          <w:tcPr>
+            <w:tcW w:w="0" w:type="auto"/>
+            <w:vAlign w:val="center"/>
+            <w:hideMark/>
+          </w:tcPr>
+          <w:p>
+            <w:r>
+              <w:t>No</w:t>
             </w:r>
           </w:p>
         </w:tc>
@@ -1075,7 +1121,7 @@
           </w:tcPr>
           <w:p>
             <w:r>
-              <w:t>WIND_SPD</w:t>
+              <w:t>C8</w:t>
             </w:r>
           </w:p>
         </w:tc>
@@ -1099,7 +1145,19 @@
           </w:tcPr>
           <w:p>
             <w:r>
-              <w:t>Wind speed value.</w:t>
+              <w:t>Wind direction value.</w:t>
+            </w:r>
+          </w:p>
+        </w:tc>
+        <w:tc>
+          <w:tcPr>
+            <w:tcW w:w="0" w:type="auto"/>
+            <w:vAlign w:val="center"/>
+            <w:hideMark/>
+          </w:tcPr>
+          <w:p>
+            <w:r>
+              <w:t>No</w:t>
             </w:r>
           </w:p>
         </w:tc>
@@ -1116,7 +1174,7 @@
           </w:tcPr>
           <w:p>
             <w:r>
-              <w:t>WIND_DIR</w:t>
+              <w:t>RUNHR</w:t>
             </w:r>
           </w:p>
         </w:tc>
@@ -1140,60 +1198,24 @@
           </w:tcPr>
           <w:p>
             <w:r>
-              <w:t>Wind direction value.</w:t>
-            </w:r>
-          </w:p>
-        </w:tc>
-      </w:tr>
-      <w:tr>
-        <w:trPr>
-          <w:tblCellSpacing w:w="15" w:type="dxa"/>
-        </w:trPr>
-        <w:tc>
-          <w:tcPr>
-            <w:tcW w:w="0" w:type="auto"/>
-            <w:vAlign w:val="center"/>
-            <w:hideMark/>
-          </w:tcPr>
-          <w:p>
-            <w:r>
-              <w:t>RUNHR</w:t>
-            </w:r>
-          </w:p>
-        </w:tc>
-        <w:tc>
-          <w:tcPr>
-            <w:tcW w:w="0" w:type="auto"/>
-            <w:vAlign w:val="center"/>
-            <w:hideMark/>
-          </w:tcPr>
-          <w:p>
-            <w:r>
-              <w:t>Float</w:t>
-            </w:r>
-          </w:p>
-        </w:tc>
-        <w:tc>
-          <w:tcPr>
-            <w:tcW w:w="0" w:type="auto"/>
-            <w:vAlign w:val="center"/>
-            <w:hideMark/>
-          </w:tcPr>
-          <w:p>
-            <w:r>
               <w:t>Device runtime in hours.</w:t>
+            </w:r>
+          </w:p>
+        </w:tc>
+        <w:tc>
+          <w:tcPr>
+            <w:tcW w:w="0" w:type="auto"/>
+            <w:vAlign w:val="center"/>
+            <w:hideMark/>
+          </w:tcPr>
+          <w:p>
+            <w:r>
+              <w:t>No</w:t>
             </w:r>
           </w:p>
         </w:tc>
       </w:tr>
     </w:tbl>
-    <w:p>
-      <w:r>
-        <w:pict w14:anchorId="0872F536">
-          <v:rect id="_x0000_i1248" style="width:0;height:1.5pt" o:hralign="center" o:hrstd="t" o:hr="t" fillcolor="#a0a0a0" stroked="f"/>
-        </w:pict>
-      </w:r>
-    </w:p>
     <w:p>
       <w:pPr>
         <w:rPr>
@@ -1228,7 +1250,7 @@
       <w:pPr>
         <w:numPr>
           <w:ilvl w:val="0"/>
-          <w:numId w:val="7"/>
+          <w:numId w:val="13"/>
         </w:numPr>
       </w:pPr>
       <w:r>
@@ -1246,7 +1268,7 @@
       <w:pPr>
         <w:numPr>
           <w:ilvl w:val="0"/>
-          <w:numId w:val="7"/>
+          <w:numId w:val="13"/>
         </w:numPr>
       </w:pPr>
       <w:r>
@@ -1261,148 +1283,47 @@
       </w:r>
     </w:p>
     <w:p>
-      <w:pPr>
-        <w:rPr>
-          <w:lang w:eastAsia="en-IN"/>
-        </w:rPr>
-      </w:pPr>
-      <w:r>
-        <w:rPr>
-          <w:lang w:eastAsia="en-IN"/>
-        </w:rPr>
+      <w:r>
         <w:t>{</w:t>
       </w:r>
     </w:p>
     <w:p>
-      <w:pPr>
-        <w:rPr>
-          <w:lang w:eastAsia="en-IN"/>
-        </w:rPr>
-      </w:pPr>
-      <w:r>
-        <w:rPr>
-          <w:lang w:eastAsia="en-IN"/>
-        </w:rPr>
-        <w:t>    "status": "success",</w:t>
-      </w:r>
-    </w:p>
-    <w:p>
-      <w:pPr>
-        <w:rPr>
-          <w:lang w:eastAsia="en-IN"/>
-        </w:rPr>
-      </w:pPr>
-      <w:r>
-        <w:rPr>
-          <w:lang w:eastAsia="en-IN"/>
-        </w:rPr>
-        <w:t>    "message": "data stored successfully",</w:t>
-      </w:r>
-    </w:p>
-    <w:p>
-      <w:pPr>
-        <w:rPr>
-          <w:lang w:eastAsia="en-IN"/>
-        </w:rPr>
-      </w:pPr>
-      <w:r>
-        <w:rPr>
-          <w:lang w:eastAsia="en-IN"/>
-        </w:rPr>
-        <w:t>    "data": {</w:t>
-      </w:r>
-    </w:p>
-    <w:p>
-      <w:pPr>
-        <w:rPr>
-          <w:lang w:eastAsia="en-IN"/>
-        </w:rPr>
-      </w:pPr>
-      <w:r>
-        <w:rPr>
-          <w:lang w:eastAsia="en-IN"/>
-        </w:rPr>
-        <w:lastRenderedPageBreak/>
-        <w:t>        "</w:t>
-      </w:r>
-      <w:proofErr w:type="spellStart"/>
-      <w:r>
-        <w:rPr>
-          <w:lang w:eastAsia="en-IN"/>
-        </w:rPr>
-        <w:t>weather_data_id</w:t>
-      </w:r>
-      <w:proofErr w:type="spellEnd"/>
-      <w:r>
-        <w:rPr>
-          <w:lang w:eastAsia="en-IN"/>
-        </w:rPr>
-        <w:t>": 1146,</w:t>
-      </w:r>
-    </w:p>
-    <w:p>
-      <w:pPr>
-        <w:rPr>
-          <w:lang w:eastAsia="en-IN"/>
-        </w:rPr>
-      </w:pPr>
-      <w:r>
-        <w:rPr>
-          <w:lang w:eastAsia="en-IN"/>
-        </w:rPr>
-        <w:t>        "</w:t>
-      </w:r>
-      <w:proofErr w:type="spellStart"/>
-      <w:r>
-        <w:rPr>
-          <w:lang w:eastAsia="en-IN"/>
-        </w:rPr>
-        <w:t>device_id</w:t>
-      </w:r>
-      <w:proofErr w:type="spellEnd"/>
-      <w:r>
-        <w:rPr>
-          <w:lang w:eastAsia="en-IN"/>
-        </w:rPr>
-        <w:t>": 1,</w:t>
-      </w:r>
-    </w:p>
-    <w:p>
-      <w:pPr>
-        <w:rPr>
-          <w:lang w:eastAsia="en-IN"/>
-        </w:rPr>
-      </w:pPr>
-      <w:r>
-        <w:rPr>
-          <w:lang w:eastAsia="en-IN"/>
-        </w:rPr>
-        <w:t>        "device": "ABCDE01001"</w:t>
-      </w:r>
-    </w:p>
-    <w:p>
-      <w:pPr>
-        <w:rPr>
-          <w:lang w:eastAsia="en-IN"/>
-        </w:rPr>
-      </w:pPr>
-      <w:r>
-        <w:rPr>
-          <w:lang w:eastAsia="en-IN"/>
-        </w:rPr>
-        <w:t>    }</w:t>
-      </w:r>
-    </w:p>
-    <w:p>
-      <w:pPr>
-        <w:rPr>
-          <w:lang w:eastAsia="en-IN"/>
-        </w:rPr>
-      </w:pPr>
-      <w:r>
-        <w:rPr>
-          <w:lang w:eastAsia="en-IN"/>
-        </w:rPr>
+      <w:r>
+        <w:t xml:space="preserve">  "status": "success",</w:t>
+      </w:r>
+    </w:p>
+    <w:p>
+      <w:r>
+        <w:t xml:space="preserve">  "message": "data stored successfully",</w:t>
+      </w:r>
+    </w:p>
+    <w:p>
+      <w:r>
+        <w:t xml:space="preserve">  "data": {</w:t>
+      </w:r>
+    </w:p>
+    <w:p>
+      <w:r>
+        <w:t xml:space="preserve">    "weather_data_id": 1146,</w:t>
+      </w:r>
+    </w:p>
+    <w:p>
+      <w:r>
+        <w:t xml:space="preserve">    "device_id": 1,</w:t>
+      </w:r>
+    </w:p>
+    <w:p>
+      <w:r>
+        <w:t xml:space="preserve">    "device": "ABCDE01001"</w:t>
+      </w:r>
+    </w:p>
+    <w:p>
+      <w:r>
+        <w:t xml:space="preserve">  }</w:t>
+      </w:r>
+    </w:p>
+    <w:p>
+      <w:r>
         <w:t>}</w:t>
       </w:r>
     </w:p>
@@ -1425,7 +1346,7 @@
       <w:pPr>
         <w:numPr>
           <w:ilvl w:val="0"/>
-          <w:numId w:val="8"/>
+          <w:numId w:val="14"/>
         </w:numPr>
       </w:pPr>
       <w:r>
@@ -1436,20 +1357,101 @@
         <w:t>Status Code</w:t>
       </w:r>
       <w:r>
-        <w:t>: 400</w:t>
-      </w:r>
-      <w:r>
-        <w:t xml:space="preserve"> / 422</w:t>
-      </w:r>
-      <w:r>
-        <w:t xml:space="preserve"> Bad Request </w:t>
+        <w:t xml:space="preserve">: 400 / 422 Bad Request </w:t>
       </w:r>
     </w:p>
     <w:p>
       <w:pPr>
         <w:numPr>
           <w:ilvl w:val="1"/>
-          <w:numId w:val="8"/>
+          <w:numId w:val="14"/>
+        </w:numPr>
+      </w:pPr>
+      <w:r>
+        <w:rPr>
+          <w:b/>
+          <w:bCs/>
+        </w:rPr>
+        <w:lastRenderedPageBreak/>
+        <w:t>Body</w:t>
+      </w:r>
+      <w:r>
+        <w:t>:</w:t>
+      </w:r>
+    </w:p>
+    <w:p>
+      <w:r>
+        <w:t>{</w:t>
+      </w:r>
+    </w:p>
+    <w:p>
+      <w:r>
+        <w:t xml:space="preserve">  "detail": [</w:t>
+      </w:r>
+    </w:p>
+    <w:p>
+      <w:r>
+        <w:t xml:space="preserve">    {</w:t>
+      </w:r>
+    </w:p>
+    <w:p>
+      <w:r>
+        <w:t xml:space="preserve">      "type": "string_type",</w:t>
+      </w:r>
+    </w:p>
+    <w:p>
+      <w:r>
+        <w:t xml:space="preserve">      "loc": ["body", "UID"],</w:t>
+      </w:r>
+    </w:p>
+    <w:p>
+      <w:r>
+        <w:t xml:space="preserve">      "msg": "Input should be a valid string",</w:t>
+      </w:r>
+    </w:p>
+    <w:p>
+      <w:r>
+        <w:t xml:space="preserve">      "input": 1</w:t>
+      </w:r>
+    </w:p>
+    <w:p>
+      <w:r>
+        <w:t xml:space="preserve">    }</w:t>
+      </w:r>
+    </w:p>
+    <w:p>
+      <w:r>
+        <w:t xml:space="preserve">  ]</w:t>
+      </w:r>
+    </w:p>
+    <w:p>
+      <w:r>
+        <w:t>}</w:t>
+      </w:r>
+    </w:p>
+    <w:p>
+      <w:pPr>
+        <w:numPr>
+          <w:ilvl w:val="0"/>
+          <w:numId w:val="15"/>
+        </w:numPr>
+      </w:pPr>
+      <w:r>
+        <w:rPr>
+          <w:b/>
+          <w:bCs/>
+        </w:rPr>
+        <w:t>Status Code</w:t>
+      </w:r>
+      <w:r>
+        <w:t xml:space="preserve">: 500 Internal Server Error </w:t>
+      </w:r>
+    </w:p>
+    <w:p>
+      <w:pPr>
+        <w:numPr>
+          <w:ilvl w:val="1"/>
+          <w:numId w:val="15"/>
         </w:numPr>
       </w:pPr>
       <w:r>
@@ -1464,282 +1466,18 @@
       </w:r>
     </w:p>
     <w:p>
-      <w:pPr>
-        <w:rPr>
-          <w:lang w:eastAsia="en-IN"/>
-        </w:rPr>
-      </w:pPr>
-      <w:r>
-        <w:rPr>
-          <w:lang w:eastAsia="en-IN"/>
-        </w:rPr>
+      <w:r>
         <w:t>{</w:t>
       </w:r>
     </w:p>
     <w:p>
-      <w:pPr>
-        <w:rPr>
-          <w:lang w:eastAsia="en-IN"/>
-        </w:rPr>
-      </w:pPr>
-      <w:r>
-        <w:rPr>
-          <w:lang w:eastAsia="en-IN"/>
-        </w:rPr>
-        <w:t>    "detail": [</w:t>
-      </w:r>
-    </w:p>
-    <w:p>
-      <w:pPr>
-        <w:rPr>
-          <w:lang w:eastAsia="en-IN"/>
-        </w:rPr>
-      </w:pPr>
-      <w:r>
-        <w:rPr>
-          <w:lang w:eastAsia="en-IN"/>
-        </w:rPr>
-        <w:t>        {</w:t>
-      </w:r>
-    </w:p>
-    <w:p>
-      <w:pPr>
-        <w:rPr>
-          <w:lang w:eastAsia="en-IN"/>
-        </w:rPr>
-      </w:pPr>
-      <w:r>
-        <w:rPr>
-          <w:lang w:eastAsia="en-IN"/>
-        </w:rPr>
-        <w:t>            "type": "</w:t>
-      </w:r>
-      <w:proofErr w:type="spellStart"/>
-      <w:r>
-        <w:rPr>
-          <w:lang w:eastAsia="en-IN"/>
-        </w:rPr>
-        <w:t>string_type</w:t>
-      </w:r>
-      <w:proofErr w:type="spellEnd"/>
-      <w:r>
-        <w:rPr>
-          <w:lang w:eastAsia="en-IN"/>
-        </w:rPr>
-        <w:t>",</w:t>
-      </w:r>
-    </w:p>
-    <w:p>
-      <w:pPr>
-        <w:rPr>
-          <w:lang w:eastAsia="en-IN"/>
-        </w:rPr>
-      </w:pPr>
-      <w:r>
-        <w:rPr>
-          <w:lang w:eastAsia="en-IN"/>
-        </w:rPr>
-        <w:t>            "loc": [</w:t>
-      </w:r>
-    </w:p>
-    <w:p>
-      <w:pPr>
-        <w:rPr>
-          <w:lang w:eastAsia="en-IN"/>
-        </w:rPr>
-      </w:pPr>
-      <w:r>
-        <w:rPr>
-          <w:lang w:eastAsia="en-IN"/>
-        </w:rPr>
-        <w:t>                "body",</w:t>
-      </w:r>
-    </w:p>
-    <w:p>
-      <w:pPr>
-        <w:rPr>
-          <w:lang w:eastAsia="en-IN"/>
-        </w:rPr>
-      </w:pPr>
-      <w:r>
-        <w:rPr>
-          <w:lang w:eastAsia="en-IN"/>
-        </w:rPr>
-        <w:t>                "DT"</w:t>
-      </w:r>
-    </w:p>
-    <w:p>
-      <w:pPr>
-        <w:rPr>
-          <w:lang w:eastAsia="en-IN"/>
-        </w:rPr>
-      </w:pPr>
-      <w:r>
-        <w:rPr>
-          <w:lang w:eastAsia="en-IN"/>
-        </w:rPr>
-        <w:t>            ],</w:t>
-      </w:r>
-    </w:p>
-    <w:p>
-      <w:pPr>
-        <w:rPr>
-          <w:lang w:eastAsia="en-IN"/>
-        </w:rPr>
-      </w:pPr>
-      <w:r>
-        <w:rPr>
-          <w:lang w:eastAsia="en-IN"/>
-        </w:rPr>
-        <w:t>            "</w:t>
-      </w:r>
-      <w:proofErr w:type="spellStart"/>
-      <w:r>
-        <w:rPr>
-          <w:lang w:eastAsia="en-IN"/>
-        </w:rPr>
-        <w:t>msg</w:t>
-      </w:r>
-      <w:proofErr w:type="spellEnd"/>
-      <w:r>
-        <w:rPr>
-          <w:lang w:eastAsia="en-IN"/>
-        </w:rPr>
-        <w:t>": "Input should be a valid string",</w:t>
-      </w:r>
-    </w:p>
-    <w:p>
-      <w:pPr>
-        <w:rPr>
-          <w:lang w:eastAsia="en-IN"/>
-        </w:rPr>
-      </w:pPr>
-      <w:r>
-        <w:rPr>
-          <w:lang w:eastAsia="en-IN"/>
-        </w:rPr>
-        <w:t>            "input": 1</w:t>
-      </w:r>
-    </w:p>
-    <w:p>
-      <w:pPr>
-        <w:rPr>
-          <w:lang w:eastAsia="en-IN"/>
-        </w:rPr>
-      </w:pPr>
-      <w:r>
-        <w:rPr>
-          <w:lang w:eastAsia="en-IN"/>
-        </w:rPr>
-        <w:t>        }</w:t>
-      </w:r>
-    </w:p>
-    <w:p>
-      <w:pPr>
-        <w:rPr>
-          <w:lang w:eastAsia="en-IN"/>
-        </w:rPr>
-      </w:pPr>
-      <w:r>
-        <w:rPr>
-          <w:lang w:eastAsia="en-IN"/>
-        </w:rPr>
-        <w:t>    ]</w:t>
-      </w:r>
-    </w:p>
-    <w:p>
-      <w:pPr>
-        <w:rPr>
-          <w:lang w:eastAsia="en-IN"/>
-        </w:rPr>
-      </w:pPr>
-      <w:r>
-        <w:rPr>
-          <w:lang w:eastAsia="en-IN"/>
-        </w:rPr>
+      <w:r>
+        <w:t xml:space="preserve">  "detail": "Internal server error"</w:t>
+      </w:r>
+    </w:p>
+    <w:p>
+      <w:r>
         <w:t>}</w:t>
-      </w:r>
-    </w:p>
-    <w:p>
-      <w:pPr>
-        <w:numPr>
-          <w:ilvl w:val="0"/>
-          <w:numId w:val="9"/>
-        </w:numPr>
-      </w:pPr>
-      <w:r>
-        <w:rPr>
-          <w:b/>
-          <w:bCs/>
-        </w:rPr>
-        <w:t>Status Code</w:t>
-      </w:r>
-      <w:r>
-        <w:t xml:space="preserve">: 500 Internal Server Error </w:t>
-      </w:r>
-    </w:p>
-    <w:p>
-      <w:pPr>
-        <w:numPr>
-          <w:ilvl w:val="1"/>
-          <w:numId w:val="9"/>
-        </w:numPr>
-      </w:pPr>
-      <w:r>
-        <w:rPr>
-          <w:b/>
-          <w:bCs/>
-        </w:rPr>
-        <w:t>Body</w:t>
-      </w:r>
-      <w:r>
-        <w:t>:</w:t>
-      </w:r>
-    </w:p>
-    <w:p>
-      <w:pPr>
-        <w:rPr>
-          <w:lang w:eastAsia="en-IN"/>
-        </w:rPr>
-      </w:pPr>
-      <w:r>
-        <w:rPr>
-          <w:lang w:eastAsia="en-IN"/>
-        </w:rPr>
-        <w:t>{</w:t>
-      </w:r>
-    </w:p>
-    <w:p>
-      <w:pPr>
-        <w:rPr>
-          <w:lang w:eastAsia="en-IN"/>
-        </w:rPr>
-      </w:pPr>
-      <w:r>
-        <w:rPr>
-          <w:lang w:eastAsia="en-IN"/>
-        </w:rPr>
-        <w:t>    "detail": "Internal server error"</w:t>
-      </w:r>
-    </w:p>
-    <w:p>
-      <w:pPr>
-        <w:rPr>
-          <w:lang w:eastAsia="en-IN"/>
-        </w:rPr>
-      </w:pPr>
-      <w:r>
-        <w:rPr>
-          <w:lang w:eastAsia="en-IN"/>
-        </w:rPr>
-        <w:t>}</w:t>
-      </w:r>
-    </w:p>
-    <w:p>
-      <w:r>
-        <w:pict w14:anchorId="3D35CFC4">
-          <v:rect id="_x0000_i1249" style="width:0;height:1.5pt" o:hralign="center" o:hrstd="t" o:hr="t" fillcolor="#a0a0a0" stroked="f"/>
-        </w:pict>
       </w:r>
     </w:p>
     <w:p>
@@ -1761,11 +1499,10 @@
       <w:pPr>
         <w:numPr>
           <w:ilvl w:val="0"/>
-          <w:numId w:val="10"/>
+          <w:numId w:val="16"/>
         </w:numPr>
       </w:pPr>
       <w:r>
-        <w:lastRenderedPageBreak/>
         <w:t>Ensure that all required fields are included in the payload.</w:t>
       </w:r>
     </w:p>
@@ -1773,7 +1510,7 @@
       <w:pPr>
         <w:numPr>
           <w:ilvl w:val="0"/>
-          <w:numId w:val="10"/>
+          <w:numId w:val="16"/>
         </w:numPr>
       </w:pPr>
       <w:r>
@@ -1784,7 +1521,7 @@
       <w:pPr>
         <w:numPr>
           <w:ilvl w:val="0"/>
-          <w:numId w:val="10"/>
+          <w:numId w:val="16"/>
         </w:numPr>
       </w:pPr>
       <w:r>
@@ -1795,7 +1532,7 @@
       <w:pPr>
         <w:numPr>
           <w:ilvl w:val="0"/>
-          <w:numId w:val="10"/>
+          <w:numId w:val="16"/>
         </w:numPr>
       </w:pPr>
       <w:r>
@@ -2114,6 +1851,304 @@
     </w:lvl>
   </w:abstractNum>
   <w:abstractNum w:abstractNumId="2" w15:restartNumberingAfterBreak="0">
+    <w:nsid w:val="155B7540"/>
+    <w:multiLevelType w:val="multilevel"/>
+    <w:tmpl w:val="E528CB3C"/>
+    <w:lvl w:ilvl="0">
+      <w:start w:val="1"/>
+      <w:numFmt w:val="bullet"/>
+      <w:lvlText w:val=""/>
+      <w:lvlJc w:val="left"/>
+      <w:pPr>
+        <w:tabs>
+          <w:tab w:val="num" w:pos="720"/>
+        </w:tabs>
+        <w:ind w:left="720" w:hanging="360"/>
+      </w:pPr>
+      <w:rPr>
+        <w:rFonts w:ascii="Symbol" w:hAnsi="Symbol" w:hint="default"/>
+        <w:sz w:val="20"/>
+      </w:rPr>
+    </w:lvl>
+    <w:lvl w:ilvl="1">
+      <w:start w:val="1"/>
+      <w:numFmt w:val="bullet"/>
+      <w:lvlText w:val="o"/>
+      <w:lvlJc w:val="left"/>
+      <w:pPr>
+        <w:tabs>
+          <w:tab w:val="num" w:pos="1440"/>
+        </w:tabs>
+        <w:ind w:left="1440" w:hanging="360"/>
+      </w:pPr>
+      <w:rPr>
+        <w:rFonts w:ascii="Courier New" w:hAnsi="Courier New" w:hint="default"/>
+        <w:sz w:val="20"/>
+      </w:rPr>
+    </w:lvl>
+    <w:lvl w:ilvl="2" w:tentative="1">
+      <w:start w:val="1"/>
+      <w:numFmt w:val="bullet"/>
+      <w:lvlText w:val=""/>
+      <w:lvlJc w:val="left"/>
+      <w:pPr>
+        <w:tabs>
+          <w:tab w:val="num" w:pos="2160"/>
+        </w:tabs>
+        <w:ind w:left="2160" w:hanging="360"/>
+      </w:pPr>
+      <w:rPr>
+        <w:rFonts w:ascii="Wingdings" w:hAnsi="Wingdings" w:hint="default"/>
+        <w:sz w:val="20"/>
+      </w:rPr>
+    </w:lvl>
+    <w:lvl w:ilvl="3" w:tentative="1">
+      <w:start w:val="1"/>
+      <w:numFmt w:val="bullet"/>
+      <w:lvlText w:val=""/>
+      <w:lvlJc w:val="left"/>
+      <w:pPr>
+        <w:tabs>
+          <w:tab w:val="num" w:pos="2880"/>
+        </w:tabs>
+        <w:ind w:left="2880" w:hanging="360"/>
+      </w:pPr>
+      <w:rPr>
+        <w:rFonts w:ascii="Wingdings" w:hAnsi="Wingdings" w:hint="default"/>
+        <w:sz w:val="20"/>
+      </w:rPr>
+    </w:lvl>
+    <w:lvl w:ilvl="4" w:tentative="1">
+      <w:start w:val="1"/>
+      <w:numFmt w:val="bullet"/>
+      <w:lvlText w:val=""/>
+      <w:lvlJc w:val="left"/>
+      <w:pPr>
+        <w:tabs>
+          <w:tab w:val="num" w:pos="3600"/>
+        </w:tabs>
+        <w:ind w:left="3600" w:hanging="360"/>
+      </w:pPr>
+      <w:rPr>
+        <w:rFonts w:ascii="Wingdings" w:hAnsi="Wingdings" w:hint="default"/>
+        <w:sz w:val="20"/>
+      </w:rPr>
+    </w:lvl>
+    <w:lvl w:ilvl="5" w:tentative="1">
+      <w:start w:val="1"/>
+      <w:numFmt w:val="bullet"/>
+      <w:lvlText w:val=""/>
+      <w:lvlJc w:val="left"/>
+      <w:pPr>
+        <w:tabs>
+          <w:tab w:val="num" w:pos="4320"/>
+        </w:tabs>
+        <w:ind w:left="4320" w:hanging="360"/>
+      </w:pPr>
+      <w:rPr>
+        <w:rFonts w:ascii="Wingdings" w:hAnsi="Wingdings" w:hint="default"/>
+        <w:sz w:val="20"/>
+      </w:rPr>
+    </w:lvl>
+    <w:lvl w:ilvl="6" w:tentative="1">
+      <w:start w:val="1"/>
+      <w:numFmt w:val="bullet"/>
+      <w:lvlText w:val=""/>
+      <w:lvlJc w:val="left"/>
+      <w:pPr>
+        <w:tabs>
+          <w:tab w:val="num" w:pos="5040"/>
+        </w:tabs>
+        <w:ind w:left="5040" w:hanging="360"/>
+      </w:pPr>
+      <w:rPr>
+        <w:rFonts w:ascii="Wingdings" w:hAnsi="Wingdings" w:hint="default"/>
+        <w:sz w:val="20"/>
+      </w:rPr>
+    </w:lvl>
+    <w:lvl w:ilvl="7" w:tentative="1">
+      <w:start w:val="1"/>
+      <w:numFmt w:val="bullet"/>
+      <w:lvlText w:val=""/>
+      <w:lvlJc w:val="left"/>
+      <w:pPr>
+        <w:tabs>
+          <w:tab w:val="num" w:pos="5760"/>
+        </w:tabs>
+        <w:ind w:left="5760" w:hanging="360"/>
+      </w:pPr>
+      <w:rPr>
+        <w:rFonts w:ascii="Wingdings" w:hAnsi="Wingdings" w:hint="default"/>
+        <w:sz w:val="20"/>
+      </w:rPr>
+    </w:lvl>
+    <w:lvl w:ilvl="8" w:tentative="1">
+      <w:start w:val="1"/>
+      <w:numFmt w:val="bullet"/>
+      <w:lvlText w:val=""/>
+      <w:lvlJc w:val="left"/>
+      <w:pPr>
+        <w:tabs>
+          <w:tab w:val="num" w:pos="6480"/>
+        </w:tabs>
+        <w:ind w:left="6480" w:hanging="360"/>
+      </w:pPr>
+      <w:rPr>
+        <w:rFonts w:ascii="Wingdings" w:hAnsi="Wingdings" w:hint="default"/>
+        <w:sz w:val="20"/>
+      </w:rPr>
+    </w:lvl>
+  </w:abstractNum>
+  <w:abstractNum w:abstractNumId="3" w15:restartNumberingAfterBreak="0">
+    <w:nsid w:val="20B208A9"/>
+    <w:multiLevelType w:val="multilevel"/>
+    <w:tmpl w:val="D27679A0"/>
+    <w:lvl w:ilvl="0">
+      <w:start w:val="1"/>
+      <w:numFmt w:val="bullet"/>
+      <w:lvlText w:val=""/>
+      <w:lvlJc w:val="left"/>
+      <w:pPr>
+        <w:tabs>
+          <w:tab w:val="num" w:pos="720"/>
+        </w:tabs>
+        <w:ind w:left="720" w:hanging="360"/>
+      </w:pPr>
+      <w:rPr>
+        <w:rFonts w:ascii="Symbol" w:hAnsi="Symbol" w:hint="default"/>
+        <w:sz w:val="20"/>
+      </w:rPr>
+    </w:lvl>
+    <w:lvl w:ilvl="1" w:tentative="1">
+      <w:start w:val="1"/>
+      <w:numFmt w:val="bullet"/>
+      <w:lvlText w:val="o"/>
+      <w:lvlJc w:val="left"/>
+      <w:pPr>
+        <w:tabs>
+          <w:tab w:val="num" w:pos="1440"/>
+        </w:tabs>
+        <w:ind w:left="1440" w:hanging="360"/>
+      </w:pPr>
+      <w:rPr>
+        <w:rFonts w:ascii="Courier New" w:hAnsi="Courier New" w:hint="default"/>
+        <w:sz w:val="20"/>
+      </w:rPr>
+    </w:lvl>
+    <w:lvl w:ilvl="2" w:tentative="1">
+      <w:start w:val="1"/>
+      <w:numFmt w:val="bullet"/>
+      <w:lvlText w:val=""/>
+      <w:lvlJc w:val="left"/>
+      <w:pPr>
+        <w:tabs>
+          <w:tab w:val="num" w:pos="2160"/>
+        </w:tabs>
+        <w:ind w:left="2160" w:hanging="360"/>
+      </w:pPr>
+      <w:rPr>
+        <w:rFonts w:ascii="Wingdings" w:hAnsi="Wingdings" w:hint="default"/>
+        <w:sz w:val="20"/>
+      </w:rPr>
+    </w:lvl>
+    <w:lvl w:ilvl="3" w:tentative="1">
+      <w:start w:val="1"/>
+      <w:numFmt w:val="bullet"/>
+      <w:lvlText w:val=""/>
+      <w:lvlJc w:val="left"/>
+      <w:pPr>
+        <w:tabs>
+          <w:tab w:val="num" w:pos="2880"/>
+        </w:tabs>
+        <w:ind w:left="2880" w:hanging="360"/>
+      </w:pPr>
+      <w:rPr>
+        <w:rFonts w:ascii="Wingdings" w:hAnsi="Wingdings" w:hint="default"/>
+        <w:sz w:val="20"/>
+      </w:rPr>
+    </w:lvl>
+    <w:lvl w:ilvl="4" w:tentative="1">
+      <w:start w:val="1"/>
+      <w:numFmt w:val="bullet"/>
+      <w:lvlText w:val=""/>
+      <w:lvlJc w:val="left"/>
+      <w:pPr>
+        <w:tabs>
+          <w:tab w:val="num" w:pos="3600"/>
+        </w:tabs>
+        <w:ind w:left="3600" w:hanging="360"/>
+      </w:pPr>
+      <w:rPr>
+        <w:rFonts w:ascii="Wingdings" w:hAnsi="Wingdings" w:hint="default"/>
+        <w:sz w:val="20"/>
+      </w:rPr>
+    </w:lvl>
+    <w:lvl w:ilvl="5" w:tentative="1">
+      <w:start w:val="1"/>
+      <w:numFmt w:val="bullet"/>
+      <w:lvlText w:val=""/>
+      <w:lvlJc w:val="left"/>
+      <w:pPr>
+        <w:tabs>
+          <w:tab w:val="num" w:pos="4320"/>
+        </w:tabs>
+        <w:ind w:left="4320" w:hanging="360"/>
+      </w:pPr>
+      <w:rPr>
+        <w:rFonts w:ascii="Wingdings" w:hAnsi="Wingdings" w:hint="default"/>
+        <w:sz w:val="20"/>
+      </w:rPr>
+    </w:lvl>
+    <w:lvl w:ilvl="6" w:tentative="1">
+      <w:start w:val="1"/>
+      <w:numFmt w:val="bullet"/>
+      <w:lvlText w:val=""/>
+      <w:lvlJc w:val="left"/>
+      <w:pPr>
+        <w:tabs>
+          <w:tab w:val="num" w:pos="5040"/>
+        </w:tabs>
+        <w:ind w:left="5040" w:hanging="360"/>
+      </w:pPr>
+      <w:rPr>
+        <w:rFonts w:ascii="Wingdings" w:hAnsi="Wingdings" w:hint="default"/>
+        <w:sz w:val="20"/>
+      </w:rPr>
+    </w:lvl>
+    <w:lvl w:ilvl="7" w:tentative="1">
+      <w:start w:val="1"/>
+      <w:numFmt w:val="bullet"/>
+      <w:lvlText w:val=""/>
+      <w:lvlJc w:val="left"/>
+      <w:pPr>
+        <w:tabs>
+          <w:tab w:val="num" w:pos="5760"/>
+        </w:tabs>
+        <w:ind w:left="5760" w:hanging="360"/>
+      </w:pPr>
+      <w:rPr>
+        <w:rFonts w:ascii="Wingdings" w:hAnsi="Wingdings" w:hint="default"/>
+        <w:sz w:val="20"/>
+      </w:rPr>
+    </w:lvl>
+    <w:lvl w:ilvl="8" w:tentative="1">
+      <w:start w:val="1"/>
+      <w:numFmt w:val="bullet"/>
+      <w:lvlText w:val=""/>
+      <w:lvlJc w:val="left"/>
+      <w:pPr>
+        <w:tabs>
+          <w:tab w:val="num" w:pos="6480"/>
+        </w:tabs>
+        <w:ind w:left="6480" w:hanging="360"/>
+      </w:pPr>
+      <w:rPr>
+        <w:rFonts w:ascii="Wingdings" w:hAnsi="Wingdings" w:hint="default"/>
+        <w:sz w:val="20"/>
+      </w:rPr>
+    </w:lvl>
+  </w:abstractNum>
+  <w:abstractNum w:abstractNumId="4" w15:restartNumberingAfterBreak="0">
     <w:nsid w:val="262D3F3B"/>
     <w:multiLevelType w:val="multilevel"/>
     <w:tmpl w:val="0D8C2B00"/>
@@ -2262,7 +2297,305 @@
       </w:rPr>
     </w:lvl>
   </w:abstractNum>
-  <w:abstractNum w:abstractNumId="3" w15:restartNumberingAfterBreak="0">
+  <w:abstractNum w:abstractNumId="5" w15:restartNumberingAfterBreak="0">
+    <w:nsid w:val="2CD065F3"/>
+    <w:multiLevelType w:val="multilevel"/>
+    <w:tmpl w:val="B4E4125A"/>
+    <w:lvl w:ilvl="0">
+      <w:start w:val="1"/>
+      <w:numFmt w:val="bullet"/>
+      <w:lvlText w:val=""/>
+      <w:lvlJc w:val="left"/>
+      <w:pPr>
+        <w:tabs>
+          <w:tab w:val="num" w:pos="720"/>
+        </w:tabs>
+        <w:ind w:left="720" w:hanging="360"/>
+      </w:pPr>
+      <w:rPr>
+        <w:rFonts w:ascii="Symbol" w:hAnsi="Symbol" w:hint="default"/>
+        <w:sz w:val="20"/>
+      </w:rPr>
+    </w:lvl>
+    <w:lvl w:ilvl="1" w:tentative="1">
+      <w:start w:val="1"/>
+      <w:numFmt w:val="bullet"/>
+      <w:lvlText w:val="o"/>
+      <w:lvlJc w:val="left"/>
+      <w:pPr>
+        <w:tabs>
+          <w:tab w:val="num" w:pos="1440"/>
+        </w:tabs>
+        <w:ind w:left="1440" w:hanging="360"/>
+      </w:pPr>
+      <w:rPr>
+        <w:rFonts w:ascii="Courier New" w:hAnsi="Courier New" w:hint="default"/>
+        <w:sz w:val="20"/>
+      </w:rPr>
+    </w:lvl>
+    <w:lvl w:ilvl="2" w:tentative="1">
+      <w:start w:val="1"/>
+      <w:numFmt w:val="bullet"/>
+      <w:lvlText w:val=""/>
+      <w:lvlJc w:val="left"/>
+      <w:pPr>
+        <w:tabs>
+          <w:tab w:val="num" w:pos="2160"/>
+        </w:tabs>
+        <w:ind w:left="2160" w:hanging="360"/>
+      </w:pPr>
+      <w:rPr>
+        <w:rFonts w:ascii="Wingdings" w:hAnsi="Wingdings" w:hint="default"/>
+        <w:sz w:val="20"/>
+      </w:rPr>
+    </w:lvl>
+    <w:lvl w:ilvl="3" w:tentative="1">
+      <w:start w:val="1"/>
+      <w:numFmt w:val="bullet"/>
+      <w:lvlText w:val=""/>
+      <w:lvlJc w:val="left"/>
+      <w:pPr>
+        <w:tabs>
+          <w:tab w:val="num" w:pos="2880"/>
+        </w:tabs>
+        <w:ind w:left="2880" w:hanging="360"/>
+      </w:pPr>
+      <w:rPr>
+        <w:rFonts w:ascii="Wingdings" w:hAnsi="Wingdings" w:hint="default"/>
+        <w:sz w:val="20"/>
+      </w:rPr>
+    </w:lvl>
+    <w:lvl w:ilvl="4" w:tentative="1">
+      <w:start w:val="1"/>
+      <w:numFmt w:val="bullet"/>
+      <w:lvlText w:val=""/>
+      <w:lvlJc w:val="left"/>
+      <w:pPr>
+        <w:tabs>
+          <w:tab w:val="num" w:pos="3600"/>
+        </w:tabs>
+        <w:ind w:left="3600" w:hanging="360"/>
+      </w:pPr>
+      <w:rPr>
+        <w:rFonts w:ascii="Wingdings" w:hAnsi="Wingdings" w:hint="default"/>
+        <w:sz w:val="20"/>
+      </w:rPr>
+    </w:lvl>
+    <w:lvl w:ilvl="5" w:tentative="1">
+      <w:start w:val="1"/>
+      <w:numFmt w:val="bullet"/>
+      <w:lvlText w:val=""/>
+      <w:lvlJc w:val="left"/>
+      <w:pPr>
+        <w:tabs>
+          <w:tab w:val="num" w:pos="4320"/>
+        </w:tabs>
+        <w:ind w:left="4320" w:hanging="360"/>
+      </w:pPr>
+      <w:rPr>
+        <w:rFonts w:ascii="Wingdings" w:hAnsi="Wingdings" w:hint="default"/>
+        <w:sz w:val="20"/>
+      </w:rPr>
+    </w:lvl>
+    <w:lvl w:ilvl="6" w:tentative="1">
+      <w:start w:val="1"/>
+      <w:numFmt w:val="bullet"/>
+      <w:lvlText w:val=""/>
+      <w:lvlJc w:val="left"/>
+      <w:pPr>
+        <w:tabs>
+          <w:tab w:val="num" w:pos="5040"/>
+        </w:tabs>
+        <w:ind w:left="5040" w:hanging="360"/>
+      </w:pPr>
+      <w:rPr>
+        <w:rFonts w:ascii="Wingdings" w:hAnsi="Wingdings" w:hint="default"/>
+        <w:sz w:val="20"/>
+      </w:rPr>
+    </w:lvl>
+    <w:lvl w:ilvl="7" w:tentative="1">
+      <w:start w:val="1"/>
+      <w:numFmt w:val="bullet"/>
+      <w:lvlText w:val=""/>
+      <w:lvlJc w:val="left"/>
+      <w:pPr>
+        <w:tabs>
+          <w:tab w:val="num" w:pos="5760"/>
+        </w:tabs>
+        <w:ind w:left="5760" w:hanging="360"/>
+      </w:pPr>
+      <w:rPr>
+        <w:rFonts w:ascii="Wingdings" w:hAnsi="Wingdings" w:hint="default"/>
+        <w:sz w:val="20"/>
+      </w:rPr>
+    </w:lvl>
+    <w:lvl w:ilvl="8" w:tentative="1">
+      <w:start w:val="1"/>
+      <w:numFmt w:val="bullet"/>
+      <w:lvlText w:val=""/>
+      <w:lvlJc w:val="left"/>
+      <w:pPr>
+        <w:tabs>
+          <w:tab w:val="num" w:pos="6480"/>
+        </w:tabs>
+        <w:ind w:left="6480" w:hanging="360"/>
+      </w:pPr>
+      <w:rPr>
+        <w:rFonts w:ascii="Wingdings" w:hAnsi="Wingdings" w:hint="default"/>
+        <w:sz w:val="20"/>
+      </w:rPr>
+    </w:lvl>
+  </w:abstractNum>
+  <w:abstractNum w:abstractNumId="6" w15:restartNumberingAfterBreak="0">
+    <w:nsid w:val="2DB819D7"/>
+    <w:multiLevelType w:val="multilevel"/>
+    <w:tmpl w:val="FEFCD7F8"/>
+    <w:lvl w:ilvl="0">
+      <w:start w:val="1"/>
+      <w:numFmt w:val="bullet"/>
+      <w:lvlText w:val=""/>
+      <w:lvlJc w:val="left"/>
+      <w:pPr>
+        <w:tabs>
+          <w:tab w:val="num" w:pos="720"/>
+        </w:tabs>
+        <w:ind w:left="720" w:hanging="360"/>
+      </w:pPr>
+      <w:rPr>
+        <w:rFonts w:ascii="Symbol" w:hAnsi="Symbol" w:hint="default"/>
+        <w:sz w:val="20"/>
+      </w:rPr>
+    </w:lvl>
+    <w:lvl w:ilvl="1" w:tentative="1">
+      <w:start w:val="1"/>
+      <w:numFmt w:val="bullet"/>
+      <w:lvlText w:val="o"/>
+      <w:lvlJc w:val="left"/>
+      <w:pPr>
+        <w:tabs>
+          <w:tab w:val="num" w:pos="1440"/>
+        </w:tabs>
+        <w:ind w:left="1440" w:hanging="360"/>
+      </w:pPr>
+      <w:rPr>
+        <w:rFonts w:ascii="Courier New" w:hAnsi="Courier New" w:hint="default"/>
+        <w:sz w:val="20"/>
+      </w:rPr>
+    </w:lvl>
+    <w:lvl w:ilvl="2" w:tentative="1">
+      <w:start w:val="1"/>
+      <w:numFmt w:val="bullet"/>
+      <w:lvlText w:val=""/>
+      <w:lvlJc w:val="left"/>
+      <w:pPr>
+        <w:tabs>
+          <w:tab w:val="num" w:pos="2160"/>
+        </w:tabs>
+        <w:ind w:left="2160" w:hanging="360"/>
+      </w:pPr>
+      <w:rPr>
+        <w:rFonts w:ascii="Wingdings" w:hAnsi="Wingdings" w:hint="default"/>
+        <w:sz w:val="20"/>
+      </w:rPr>
+    </w:lvl>
+    <w:lvl w:ilvl="3" w:tentative="1">
+      <w:start w:val="1"/>
+      <w:numFmt w:val="bullet"/>
+      <w:lvlText w:val=""/>
+      <w:lvlJc w:val="left"/>
+      <w:pPr>
+        <w:tabs>
+          <w:tab w:val="num" w:pos="2880"/>
+        </w:tabs>
+        <w:ind w:left="2880" w:hanging="360"/>
+      </w:pPr>
+      <w:rPr>
+        <w:rFonts w:ascii="Wingdings" w:hAnsi="Wingdings" w:hint="default"/>
+        <w:sz w:val="20"/>
+      </w:rPr>
+    </w:lvl>
+    <w:lvl w:ilvl="4" w:tentative="1">
+      <w:start w:val="1"/>
+      <w:numFmt w:val="bullet"/>
+      <w:lvlText w:val=""/>
+      <w:lvlJc w:val="left"/>
+      <w:pPr>
+        <w:tabs>
+          <w:tab w:val="num" w:pos="3600"/>
+        </w:tabs>
+        <w:ind w:left="3600" w:hanging="360"/>
+      </w:pPr>
+      <w:rPr>
+        <w:rFonts w:ascii="Wingdings" w:hAnsi="Wingdings" w:hint="default"/>
+        <w:sz w:val="20"/>
+      </w:rPr>
+    </w:lvl>
+    <w:lvl w:ilvl="5" w:tentative="1">
+      <w:start w:val="1"/>
+      <w:numFmt w:val="bullet"/>
+      <w:lvlText w:val=""/>
+      <w:lvlJc w:val="left"/>
+      <w:pPr>
+        <w:tabs>
+          <w:tab w:val="num" w:pos="4320"/>
+        </w:tabs>
+        <w:ind w:left="4320" w:hanging="360"/>
+      </w:pPr>
+      <w:rPr>
+        <w:rFonts w:ascii="Wingdings" w:hAnsi="Wingdings" w:hint="default"/>
+        <w:sz w:val="20"/>
+      </w:rPr>
+    </w:lvl>
+    <w:lvl w:ilvl="6" w:tentative="1">
+      <w:start w:val="1"/>
+      <w:numFmt w:val="bullet"/>
+      <w:lvlText w:val=""/>
+      <w:lvlJc w:val="left"/>
+      <w:pPr>
+        <w:tabs>
+          <w:tab w:val="num" w:pos="5040"/>
+        </w:tabs>
+        <w:ind w:left="5040" w:hanging="360"/>
+      </w:pPr>
+      <w:rPr>
+        <w:rFonts w:ascii="Wingdings" w:hAnsi="Wingdings" w:hint="default"/>
+        <w:sz w:val="20"/>
+      </w:rPr>
+    </w:lvl>
+    <w:lvl w:ilvl="7" w:tentative="1">
+      <w:start w:val="1"/>
+      <w:numFmt w:val="bullet"/>
+      <w:lvlText w:val=""/>
+      <w:lvlJc w:val="left"/>
+      <w:pPr>
+        <w:tabs>
+          <w:tab w:val="num" w:pos="5760"/>
+        </w:tabs>
+        <w:ind w:left="5760" w:hanging="360"/>
+      </w:pPr>
+      <w:rPr>
+        <w:rFonts w:ascii="Wingdings" w:hAnsi="Wingdings" w:hint="default"/>
+        <w:sz w:val="20"/>
+      </w:rPr>
+    </w:lvl>
+    <w:lvl w:ilvl="8" w:tentative="1">
+      <w:start w:val="1"/>
+      <w:numFmt w:val="bullet"/>
+      <w:lvlText w:val=""/>
+      <w:lvlJc w:val="left"/>
+      <w:pPr>
+        <w:tabs>
+          <w:tab w:val="num" w:pos="6480"/>
+        </w:tabs>
+        <w:ind w:left="6480" w:hanging="360"/>
+      </w:pPr>
+      <w:rPr>
+        <w:rFonts w:ascii="Wingdings" w:hAnsi="Wingdings" w:hint="default"/>
+        <w:sz w:val="20"/>
+      </w:rPr>
+    </w:lvl>
+  </w:abstractNum>
+  <w:abstractNum w:abstractNumId="7" w15:restartNumberingAfterBreak="0">
     <w:nsid w:val="3C4B519C"/>
     <w:multiLevelType w:val="multilevel"/>
     <w:tmpl w:val="061E09EA"/>
@@ -2411,7 +2744,156 @@
       </w:rPr>
     </w:lvl>
   </w:abstractNum>
-  <w:abstractNum w:abstractNumId="4" w15:restartNumberingAfterBreak="0">
+  <w:abstractNum w:abstractNumId="8" w15:restartNumberingAfterBreak="0">
+    <w:nsid w:val="3D2B5B22"/>
+    <w:multiLevelType w:val="multilevel"/>
+    <w:tmpl w:val="07BC0062"/>
+    <w:lvl w:ilvl="0">
+      <w:start w:val="1"/>
+      <w:numFmt w:val="bullet"/>
+      <w:lvlText w:val=""/>
+      <w:lvlJc w:val="left"/>
+      <w:pPr>
+        <w:tabs>
+          <w:tab w:val="num" w:pos="720"/>
+        </w:tabs>
+        <w:ind w:left="720" w:hanging="360"/>
+      </w:pPr>
+      <w:rPr>
+        <w:rFonts w:ascii="Symbol" w:hAnsi="Symbol" w:hint="default"/>
+        <w:sz w:val="20"/>
+      </w:rPr>
+    </w:lvl>
+    <w:lvl w:ilvl="1">
+      <w:start w:val="1"/>
+      <w:numFmt w:val="bullet"/>
+      <w:lvlText w:val="o"/>
+      <w:lvlJc w:val="left"/>
+      <w:pPr>
+        <w:tabs>
+          <w:tab w:val="num" w:pos="1440"/>
+        </w:tabs>
+        <w:ind w:left="1440" w:hanging="360"/>
+      </w:pPr>
+      <w:rPr>
+        <w:rFonts w:ascii="Courier New" w:hAnsi="Courier New" w:hint="default"/>
+        <w:sz w:val="20"/>
+      </w:rPr>
+    </w:lvl>
+    <w:lvl w:ilvl="2" w:tentative="1">
+      <w:start w:val="1"/>
+      <w:numFmt w:val="bullet"/>
+      <w:lvlText w:val=""/>
+      <w:lvlJc w:val="left"/>
+      <w:pPr>
+        <w:tabs>
+          <w:tab w:val="num" w:pos="2160"/>
+        </w:tabs>
+        <w:ind w:left="2160" w:hanging="360"/>
+      </w:pPr>
+      <w:rPr>
+        <w:rFonts w:ascii="Wingdings" w:hAnsi="Wingdings" w:hint="default"/>
+        <w:sz w:val="20"/>
+      </w:rPr>
+    </w:lvl>
+    <w:lvl w:ilvl="3" w:tentative="1">
+      <w:start w:val="1"/>
+      <w:numFmt w:val="bullet"/>
+      <w:lvlText w:val=""/>
+      <w:lvlJc w:val="left"/>
+      <w:pPr>
+        <w:tabs>
+          <w:tab w:val="num" w:pos="2880"/>
+        </w:tabs>
+        <w:ind w:left="2880" w:hanging="360"/>
+      </w:pPr>
+      <w:rPr>
+        <w:rFonts w:ascii="Wingdings" w:hAnsi="Wingdings" w:hint="default"/>
+        <w:sz w:val="20"/>
+      </w:rPr>
+    </w:lvl>
+    <w:lvl w:ilvl="4" w:tentative="1">
+      <w:start w:val="1"/>
+      <w:numFmt w:val="bullet"/>
+      <w:lvlText w:val=""/>
+      <w:lvlJc w:val="left"/>
+      <w:pPr>
+        <w:tabs>
+          <w:tab w:val="num" w:pos="3600"/>
+        </w:tabs>
+        <w:ind w:left="3600" w:hanging="360"/>
+      </w:pPr>
+      <w:rPr>
+        <w:rFonts w:ascii="Wingdings" w:hAnsi="Wingdings" w:hint="default"/>
+        <w:sz w:val="20"/>
+      </w:rPr>
+    </w:lvl>
+    <w:lvl w:ilvl="5" w:tentative="1">
+      <w:start w:val="1"/>
+      <w:numFmt w:val="bullet"/>
+      <w:lvlText w:val=""/>
+      <w:lvlJc w:val="left"/>
+      <w:pPr>
+        <w:tabs>
+          <w:tab w:val="num" w:pos="4320"/>
+        </w:tabs>
+        <w:ind w:left="4320" w:hanging="360"/>
+      </w:pPr>
+      <w:rPr>
+        <w:rFonts w:ascii="Wingdings" w:hAnsi="Wingdings" w:hint="default"/>
+        <w:sz w:val="20"/>
+      </w:rPr>
+    </w:lvl>
+    <w:lvl w:ilvl="6" w:tentative="1">
+      <w:start w:val="1"/>
+      <w:numFmt w:val="bullet"/>
+      <w:lvlText w:val=""/>
+      <w:lvlJc w:val="left"/>
+      <w:pPr>
+        <w:tabs>
+          <w:tab w:val="num" w:pos="5040"/>
+        </w:tabs>
+        <w:ind w:left="5040" w:hanging="360"/>
+      </w:pPr>
+      <w:rPr>
+        <w:rFonts w:ascii="Wingdings" w:hAnsi="Wingdings" w:hint="default"/>
+        <w:sz w:val="20"/>
+      </w:rPr>
+    </w:lvl>
+    <w:lvl w:ilvl="7" w:tentative="1">
+      <w:start w:val="1"/>
+      <w:numFmt w:val="bullet"/>
+      <w:lvlText w:val=""/>
+      <w:lvlJc w:val="left"/>
+      <w:pPr>
+        <w:tabs>
+          <w:tab w:val="num" w:pos="5760"/>
+        </w:tabs>
+        <w:ind w:left="5760" w:hanging="360"/>
+      </w:pPr>
+      <w:rPr>
+        <w:rFonts w:ascii="Wingdings" w:hAnsi="Wingdings" w:hint="default"/>
+        <w:sz w:val="20"/>
+      </w:rPr>
+    </w:lvl>
+    <w:lvl w:ilvl="8" w:tentative="1">
+      <w:start w:val="1"/>
+      <w:numFmt w:val="bullet"/>
+      <w:lvlText w:val=""/>
+      <w:lvlJc w:val="left"/>
+      <w:pPr>
+        <w:tabs>
+          <w:tab w:val="num" w:pos="6480"/>
+        </w:tabs>
+        <w:ind w:left="6480" w:hanging="360"/>
+      </w:pPr>
+      <w:rPr>
+        <w:rFonts w:ascii="Wingdings" w:hAnsi="Wingdings" w:hint="default"/>
+        <w:sz w:val="20"/>
+      </w:rPr>
+    </w:lvl>
+  </w:abstractNum>
+  <w:abstractNum w:abstractNumId="9" w15:restartNumberingAfterBreak="0">
     <w:nsid w:val="3EC83C98"/>
     <w:multiLevelType w:val="multilevel"/>
     <w:tmpl w:val="AC6E93D2"/>
@@ -2560,7 +3042,7 @@
       </w:rPr>
     </w:lvl>
   </w:abstractNum>
-  <w:abstractNum w:abstractNumId="5" w15:restartNumberingAfterBreak="0">
+  <w:abstractNum w:abstractNumId="10" w15:restartNumberingAfterBreak="0">
     <w:nsid w:val="3F334E3A"/>
     <w:multiLevelType w:val="multilevel"/>
     <w:tmpl w:val="798ED12C"/>
@@ -2709,7 +3191,7 @@
       </w:rPr>
     </w:lvl>
   </w:abstractNum>
-  <w:abstractNum w:abstractNumId="6" w15:restartNumberingAfterBreak="0">
+  <w:abstractNum w:abstractNumId="11" w15:restartNumberingAfterBreak="0">
     <w:nsid w:val="4D5D2E0B"/>
     <w:multiLevelType w:val="multilevel"/>
     <w:tmpl w:val="4DAAD59E"/>
@@ -2858,7 +3340,156 @@
       </w:rPr>
     </w:lvl>
   </w:abstractNum>
-  <w:abstractNum w:abstractNumId="7" w15:restartNumberingAfterBreak="0">
+  <w:abstractNum w:abstractNumId="12" w15:restartNumberingAfterBreak="0">
+    <w:nsid w:val="62AA6461"/>
+    <w:multiLevelType w:val="multilevel"/>
+    <w:tmpl w:val="5364B6A6"/>
+    <w:lvl w:ilvl="0">
+      <w:start w:val="1"/>
+      <w:numFmt w:val="bullet"/>
+      <w:lvlText w:val=""/>
+      <w:lvlJc w:val="left"/>
+      <w:pPr>
+        <w:tabs>
+          <w:tab w:val="num" w:pos="720"/>
+        </w:tabs>
+        <w:ind w:left="720" w:hanging="360"/>
+      </w:pPr>
+      <w:rPr>
+        <w:rFonts w:ascii="Symbol" w:hAnsi="Symbol" w:hint="default"/>
+        <w:sz w:val="20"/>
+      </w:rPr>
+    </w:lvl>
+    <w:lvl w:ilvl="1" w:tentative="1">
+      <w:start w:val="1"/>
+      <w:numFmt w:val="bullet"/>
+      <w:lvlText w:val="o"/>
+      <w:lvlJc w:val="left"/>
+      <w:pPr>
+        <w:tabs>
+          <w:tab w:val="num" w:pos="1440"/>
+        </w:tabs>
+        <w:ind w:left="1440" w:hanging="360"/>
+      </w:pPr>
+      <w:rPr>
+        <w:rFonts w:ascii="Courier New" w:hAnsi="Courier New" w:hint="default"/>
+        <w:sz w:val="20"/>
+      </w:rPr>
+    </w:lvl>
+    <w:lvl w:ilvl="2" w:tentative="1">
+      <w:start w:val="1"/>
+      <w:numFmt w:val="bullet"/>
+      <w:lvlText w:val=""/>
+      <w:lvlJc w:val="left"/>
+      <w:pPr>
+        <w:tabs>
+          <w:tab w:val="num" w:pos="2160"/>
+        </w:tabs>
+        <w:ind w:left="2160" w:hanging="360"/>
+      </w:pPr>
+      <w:rPr>
+        <w:rFonts w:ascii="Wingdings" w:hAnsi="Wingdings" w:hint="default"/>
+        <w:sz w:val="20"/>
+      </w:rPr>
+    </w:lvl>
+    <w:lvl w:ilvl="3" w:tentative="1">
+      <w:start w:val="1"/>
+      <w:numFmt w:val="bullet"/>
+      <w:lvlText w:val=""/>
+      <w:lvlJc w:val="left"/>
+      <w:pPr>
+        <w:tabs>
+          <w:tab w:val="num" w:pos="2880"/>
+        </w:tabs>
+        <w:ind w:left="2880" w:hanging="360"/>
+      </w:pPr>
+      <w:rPr>
+        <w:rFonts w:ascii="Wingdings" w:hAnsi="Wingdings" w:hint="default"/>
+        <w:sz w:val="20"/>
+      </w:rPr>
+    </w:lvl>
+    <w:lvl w:ilvl="4" w:tentative="1">
+      <w:start w:val="1"/>
+      <w:numFmt w:val="bullet"/>
+      <w:lvlText w:val=""/>
+      <w:lvlJc w:val="left"/>
+      <w:pPr>
+        <w:tabs>
+          <w:tab w:val="num" w:pos="3600"/>
+        </w:tabs>
+        <w:ind w:left="3600" w:hanging="360"/>
+      </w:pPr>
+      <w:rPr>
+        <w:rFonts w:ascii="Wingdings" w:hAnsi="Wingdings" w:hint="default"/>
+        <w:sz w:val="20"/>
+      </w:rPr>
+    </w:lvl>
+    <w:lvl w:ilvl="5" w:tentative="1">
+      <w:start w:val="1"/>
+      <w:numFmt w:val="bullet"/>
+      <w:lvlText w:val=""/>
+      <w:lvlJc w:val="left"/>
+      <w:pPr>
+        <w:tabs>
+          <w:tab w:val="num" w:pos="4320"/>
+        </w:tabs>
+        <w:ind w:left="4320" w:hanging="360"/>
+      </w:pPr>
+      <w:rPr>
+        <w:rFonts w:ascii="Wingdings" w:hAnsi="Wingdings" w:hint="default"/>
+        <w:sz w:val="20"/>
+      </w:rPr>
+    </w:lvl>
+    <w:lvl w:ilvl="6" w:tentative="1">
+      <w:start w:val="1"/>
+      <w:numFmt w:val="bullet"/>
+      <w:lvlText w:val=""/>
+      <w:lvlJc w:val="left"/>
+      <w:pPr>
+        <w:tabs>
+          <w:tab w:val="num" w:pos="5040"/>
+        </w:tabs>
+        <w:ind w:left="5040" w:hanging="360"/>
+      </w:pPr>
+      <w:rPr>
+        <w:rFonts w:ascii="Wingdings" w:hAnsi="Wingdings" w:hint="default"/>
+        <w:sz w:val="20"/>
+      </w:rPr>
+    </w:lvl>
+    <w:lvl w:ilvl="7" w:tentative="1">
+      <w:start w:val="1"/>
+      <w:numFmt w:val="bullet"/>
+      <w:lvlText w:val=""/>
+      <w:lvlJc w:val="left"/>
+      <w:pPr>
+        <w:tabs>
+          <w:tab w:val="num" w:pos="5760"/>
+        </w:tabs>
+        <w:ind w:left="5760" w:hanging="360"/>
+      </w:pPr>
+      <w:rPr>
+        <w:rFonts w:ascii="Wingdings" w:hAnsi="Wingdings" w:hint="default"/>
+        <w:sz w:val="20"/>
+      </w:rPr>
+    </w:lvl>
+    <w:lvl w:ilvl="8" w:tentative="1">
+      <w:start w:val="1"/>
+      <w:numFmt w:val="bullet"/>
+      <w:lvlText w:val=""/>
+      <w:lvlJc w:val="left"/>
+      <w:pPr>
+        <w:tabs>
+          <w:tab w:val="num" w:pos="6480"/>
+        </w:tabs>
+        <w:ind w:left="6480" w:hanging="360"/>
+      </w:pPr>
+      <w:rPr>
+        <w:rFonts w:ascii="Wingdings" w:hAnsi="Wingdings" w:hint="default"/>
+        <w:sz w:val="20"/>
+      </w:rPr>
+    </w:lvl>
+  </w:abstractNum>
+  <w:abstractNum w:abstractNumId="13" w15:restartNumberingAfterBreak="0">
     <w:nsid w:val="678C41B9"/>
     <w:multiLevelType w:val="multilevel"/>
     <w:tmpl w:val="2944801E"/>
@@ -3007,7 +3638,7 @@
       </w:rPr>
     </w:lvl>
   </w:abstractNum>
-  <w:abstractNum w:abstractNumId="8" w15:restartNumberingAfterBreak="0">
+  <w:abstractNum w:abstractNumId="14" w15:restartNumberingAfterBreak="0">
     <w:nsid w:val="698B388A"/>
     <w:multiLevelType w:val="multilevel"/>
     <w:tmpl w:val="76DE9134"/>
@@ -3156,7 +3787,7 @@
       </w:rPr>
     </w:lvl>
   </w:abstractNum>
-  <w:abstractNum w:abstractNumId="9" w15:restartNumberingAfterBreak="0">
+  <w:abstractNum w:abstractNumId="15" w15:restartNumberingAfterBreak="0">
     <w:nsid w:val="7CBC7C1E"/>
     <w:multiLevelType w:val="multilevel"/>
     <w:tmpl w:val="BA04B1F6"/>
@@ -3306,22 +3937,22 @@
     </w:lvl>
   </w:abstractNum>
   <w:num w:numId="1" w16cid:durableId="1707486423">
-    <w:abstractNumId w:val="3"/>
+    <w:abstractNumId w:val="7"/>
   </w:num>
   <w:num w:numId="2" w16cid:durableId="1388577336">
+    <w:abstractNumId w:val="15"/>
+  </w:num>
+  <w:num w:numId="3" w16cid:durableId="416365896">
+    <w:abstractNumId w:val="10"/>
+  </w:num>
+  <w:num w:numId="4" w16cid:durableId="691423387">
     <w:abstractNumId w:val="9"/>
   </w:num>
-  <w:num w:numId="3" w16cid:durableId="416365896">
-    <w:abstractNumId w:val="5"/>
-  </w:num>
-  <w:num w:numId="4" w16cid:durableId="691423387">
-    <w:abstractNumId w:val="4"/>
-  </w:num>
   <w:num w:numId="5" w16cid:durableId="1295600754">
-    <w:abstractNumId w:val="7"/>
+    <w:abstractNumId w:val="13"/>
   </w:num>
   <w:num w:numId="6" w16cid:durableId="215820637">
-    <w:abstractNumId w:val="8"/>
+    <w:abstractNumId w:val="14"/>
   </w:num>
   <w:num w:numId="7" w16cid:durableId="1128546047">
     <w:abstractNumId w:val="1"/>
@@ -3330,10 +3961,28 @@
     <w:abstractNumId w:val="0"/>
   </w:num>
   <w:num w:numId="9" w16cid:durableId="1623724864">
+    <w:abstractNumId w:val="11"/>
+  </w:num>
+  <w:num w:numId="10" w16cid:durableId="229539607">
+    <w:abstractNumId w:val="4"/>
+  </w:num>
+  <w:num w:numId="11" w16cid:durableId="1815484001">
     <w:abstractNumId w:val="6"/>
   </w:num>
-  <w:num w:numId="10" w16cid:durableId="229539607">
+  <w:num w:numId="12" w16cid:durableId="1036733209">
+    <w:abstractNumId w:val="5"/>
+  </w:num>
+  <w:num w:numId="13" w16cid:durableId="632061547">
+    <w:abstractNumId w:val="3"/>
+  </w:num>
+  <w:num w:numId="14" w16cid:durableId="568812778">
     <w:abstractNumId w:val="2"/>
+  </w:num>
+  <w:num w:numId="15" w16cid:durableId="2075008357">
+    <w:abstractNumId w:val="8"/>
+  </w:num>
+  <w:num w:numId="16" w16cid:durableId="1325746371">
+    <w:abstractNumId w:val="12"/>
   </w:num>
 </w:numbering>
 </file>
